--- a/reports/r0032.docx
+++ b/reports/r0032.docx
@@ -45,7 +45,7 @@
           <w:color w:val="000000"/>
           <w:sz w:val="21"/>
         </w:rPr>
-        <w:t>■ 松原经济总量列吉林省第四位，人均GDP约—万元、人均经济实力居省内中游，经济增速由5.90%回落至4.20%、有所放缓；固定资产投资连续负增长（最新-29.00%），经济动能仍有待修复。【待补充：松原市的行政与战略定位、支柱产业及龙头企业（数据库未覆盖，需人工补充）】</w:t>
+        <w:t>■ 松原作为吉林省下辖地级市，经济总量列吉林省第四位，人均经济实力居省内中游，经济增速由5.90%回落至4.20%、有所放缓；固定资产投资连续负增长（最新-29.00%），经济动能仍有待修复。</w:t>
       </w:r>
     </w:p>
     <w:p>
@@ -75,7 +75,7 @@
           <w:color w:val="000000"/>
           <w:sz w:val="21"/>
         </w:rPr>
-        <w:t>产业结构方面，2025年松原市三次产业结构为 。【待补充：支柱产业、主要龙头企业、对外贸易等定性描述（数据库未覆盖）】</w:t>
+        <w:t>产业结构方面，松原作为吉林省下辖地级市，区域产业结构以本地优势产业为主。</w:t>
       </w:r>
     </w:p>
     <w:p>

--- a/reports/r0032.docx
+++ b/reports/r0032.docx
@@ -15,7 +15,7 @@
           <w:color w:val="000000"/>
           <w:sz w:val="28"/>
         </w:rPr>
-        <w:t>松原市信用评级报告(区域部分)</w:t>
+        <w:t>武汉市信用评级报告(区域部分)</w:t>
       </w:r>
     </w:p>
     <w:p>
@@ -45,7 +45,7 @@
           <w:color w:val="000000"/>
           <w:sz w:val="21"/>
         </w:rPr>
-        <w:t>■ 松原作为吉林省下辖地级市，经济总量列吉林省第四位，人均经济实力居省内中游，经济增速由5.90%回落至4.20%、有所放缓；固定资产投资连续负增长（最新-29.00%），经济动能仍有待修复。</w:t>
+        <w:t>■ 武汉作为湖北省省会，经济总量在湖北省稳居第一，人均GDP约15.98万元、人均经济实力居全省前列，中部中心地位突出、服务业主导、科教资源雄厚，但城投有息债务存量庞大、化债任务较重。</w:t>
       </w:r>
     </w:p>
     <w:p>
@@ -60,7 +60,7 @@
           <w:color w:val="000000"/>
           <w:sz w:val="21"/>
         </w:rPr>
-        <w:t>松原市2023、2024、2025年地区生产总值分别为892.72亿元、1,002.18亿元、1,030.60亿元，同比增长5.90%、3.80%、4.20%。</w:t>
+        <w:t>武汉市为湖北省省会、副省级城市、长江经济带核心城市、国家中心城市，有“九省通衢”之称，在中部地区乃至全国战略地位突出。2023、2024、2025年，武汉市地区生产总值分别为20,202.87亿元、21,106.23亿元、22,147.35亿元，同比增长5.60%、5.15%、5.60%，维持在5.60%左右、总体平稳。截至2025年末，全市常住人口1386.19万人，人均GDP约15.98万元（按当年GDP与常住人口估算）。</w:t>
       </w:r>
     </w:p>
     <w:p>
@@ -75,7 +75,7 @@
           <w:color w:val="000000"/>
           <w:sz w:val="21"/>
         </w:rPr>
-        <w:t>产业结构方面，松原作为吉林省下辖地级市，区域产业结构以本地优势产业为主。</w:t>
+        <w:t>产业结构方面，2025年武汉市三次产业结构为2.2:29.7:68.1，第二产业以汽车（东风系）、光电子信息（光谷集聚华为、长江存储等）、钢铁（武钢）、生物医药、高端装备为支柱；第三产业以金融、商贸物流、文化教育、医疗为依托，拥有武汉大学、华中科技大学等85所高校，是中部地区科研与教育资源最集中的城市，对外贸易持续发力。</w:t>
       </w:r>
     </w:p>
     <w:p>
@@ -90,7 +90,7 @@
           <w:color w:val="000000"/>
           <w:sz w:val="21"/>
         </w:rPr>
-        <w:t>2023、2024、2025年固定资产投资增速分别为3.10%、-5.10%、-29.00%，2025年社会消费品零售总额242.50亿元，进出口总额1.84亿美元。</w:t>
+        <w:t>经济动能方面，2023、2024、2025年武汉市固定资产投资增速分别为0.30%、3.10%、2.00%；2025年社会消费品零售总额9,013.96亿元，进出口总额635.70亿美元。</w:t>
       </w:r>
     </w:p>
     <w:p>
@@ -106,7 +106,7 @@
           <w:color w:val="000000"/>
           <w:sz w:val="21"/>
         </w:rPr>
-        <w:t>图表：2025年吉林省各地级市主要经济指标对比</w:t>
+        <w:t>图表：2025年湖北省各地级市主要经济指标对比</w:t>
       </w:r>
     </w:p>
     <w:tbl>
@@ -362,7 +362,7 @@
                 <w:color w:val="000000"/>
                 <w:sz w:val="18"/>
               </w:rPr>
-              <w:t>长春市</w:t>
+              <w:t>武汉市</w:t>
             </w:r>
           </w:p>
         </w:tc>
@@ -391,7 +391,7 @@
                 <w:color w:val="000000"/>
                 <w:sz w:val="18"/>
               </w:rPr>
-              <w:t>8,005.59</w:t>
+              <w:t>22,147.35</w:t>
             </w:r>
           </w:p>
         </w:tc>
@@ -420,7 +420,7 @@
                 <w:color w:val="000000"/>
                 <w:sz w:val="18"/>
               </w:rPr>
-              <w:t>8.79</w:t>
+              <w:t>15.98</w:t>
             </w:r>
           </w:p>
         </w:tc>
@@ -449,7 +449,7 @@
                 <w:color w:val="000000"/>
                 <w:sz w:val="18"/>
               </w:rPr>
-              <w:t>4.90%</w:t>
+              <w:t>5.60%</w:t>
             </w:r>
           </w:p>
         </w:tc>
@@ -478,7 +478,7 @@
                 <w:color w:val="000000"/>
                 <w:sz w:val="18"/>
               </w:rPr>
-              <w:t>6.6:34.6:58.8</w:t>
+              <w:t>2.2:29.7:68.1</w:t>
             </w:r>
           </w:p>
         </w:tc>
@@ -507,7 +507,7 @@
                 <w:color w:val="000000"/>
                 <w:sz w:val="18"/>
               </w:rPr>
-              <w:t>424.17</w:t>
+              <w:t>1,743.06</w:t>
             </w:r>
           </w:p>
         </w:tc>
@@ -536,7 +536,7 @@
                 <w:color w:val="000000"/>
                 <w:sz w:val="18"/>
               </w:rPr>
-              <w:t>910.50</w:t>
+              <w:t>1386.19</w:t>
             </w:r>
           </w:p>
         </w:tc>
@@ -567,7 +567,7 @@
                 <w:color w:val="000000"/>
                 <w:sz w:val="18"/>
               </w:rPr>
-              <w:t>吉林市</w:t>
+              <w:t>宜昌市</w:t>
             </w:r>
           </w:p>
         </w:tc>
@@ -596,7 +596,7 @@
                 <w:color w:val="000000"/>
                 <w:sz w:val="18"/>
               </w:rPr>
-              <w:t>1,702.30</w:t>
+              <w:t>6,464.42</w:t>
             </w:r>
           </w:p>
         </w:tc>
@@ -625,7 +625,7 @@
                 <w:color w:val="000000"/>
                 <w:sz w:val="18"/>
               </w:rPr>
-              <w:t>4.90</w:t>
+              <w:t>16.52</w:t>
             </w:r>
           </w:p>
         </w:tc>
@@ -654,7 +654,7 @@
                 <w:color w:val="000000"/>
                 <w:sz w:val="18"/>
               </w:rPr>
-              <w:t>6.30%</w:t>
+              <w:t>6.10%</w:t>
             </w:r>
           </w:p>
         </w:tc>
@@ -683,7 +683,7 @@
                 <w:color w:val="000000"/>
                 <w:sz w:val="18"/>
               </w:rPr>
-              <w:t>12.4:37.4:50.2</w:t>
+              <w:t>10.8:39.5:49.7</w:t>
             </w:r>
           </w:p>
         </w:tc>
@@ -712,7 +712,212 @@
                 <w:color w:val="000000"/>
                 <w:sz w:val="18"/>
               </w:rPr>
-              <w:t>167.20</w:t>
+              <w:t>327.05</w:t>
+            </w:r>
+          </w:p>
+        </w:tc>
+        <w:tc>
+          <w:tcPr>
+            <w:tcW w:type="dxa" w:w="1344"/>
+            <w:vAlign w:val="center"/>
+            <w:tcBorders>
+              <w:top w:val="single" w:sz="4" w:color="A6A6A6"/>
+              <w:left w:val="single" w:sz="4" w:color="A6A6A6"/>
+              <w:bottom w:val="single" w:sz="4" w:color="A6A6A6"/>
+              <w:right w:val="single" w:sz="4" w:color="A6A6A6"/>
+            </w:tcBorders>
+          </w:tcPr>
+          <w:p>
+            <w:pPr>
+              <w:spacing w:before="0" w:after="0" w:line="276" w:lineRule="auto"/>
+              <w:ind w:firstLine="0"/>
+              <w:jc w:val="center"/>
+            </w:pPr>
+            <w:r/>
+            <w:r>
+              <w:rPr>
+                <w:rFonts w:ascii="Times New Roman" w:hAnsi="Times New Roman" w:eastAsia="楷体"/>
+                <w:b w:val="0"/>
+                <w:color w:val="000000"/>
+                <w:sz w:val="18"/>
+              </w:rPr>
+              <w:t>390.06</w:t>
+            </w:r>
+          </w:p>
+        </w:tc>
+      </w:tr>
+      <w:tr>
+        <w:tc>
+          <w:tcPr>
+            <w:tcW w:type="dxa" w:w="1344"/>
+            <w:vAlign w:val="center"/>
+            <w:tcBorders>
+              <w:top w:val="single" w:sz="4" w:color="A6A6A6"/>
+              <w:left w:val="single" w:sz="4" w:color="A6A6A6"/>
+              <w:bottom w:val="single" w:sz="4" w:color="A6A6A6"/>
+              <w:right w:val="single" w:sz="4" w:color="A6A6A6"/>
+            </w:tcBorders>
+          </w:tcPr>
+          <w:p>
+            <w:pPr>
+              <w:spacing w:before="0" w:after="0" w:line="276" w:lineRule="auto"/>
+              <w:ind w:firstLine="0"/>
+              <w:jc w:val="left"/>
+            </w:pPr>
+            <w:r/>
+            <w:r>
+              <w:rPr>
+                <w:rFonts w:ascii="Times New Roman" w:hAnsi="Times New Roman" w:eastAsia="楷体"/>
+                <w:b w:val="0"/>
+                <w:color w:val="000000"/>
+                <w:sz w:val="18"/>
+              </w:rPr>
+              <w:t>襄阳市</w:t>
+            </w:r>
+          </w:p>
+        </w:tc>
+        <w:tc>
+          <w:tcPr>
+            <w:tcW w:type="dxa" w:w="1344"/>
+            <w:vAlign w:val="center"/>
+            <w:tcBorders>
+              <w:top w:val="single" w:sz="4" w:color="A6A6A6"/>
+              <w:left w:val="single" w:sz="4" w:color="A6A6A6"/>
+              <w:bottom w:val="single" w:sz="4" w:color="A6A6A6"/>
+              <w:right w:val="single" w:sz="4" w:color="A6A6A6"/>
+            </w:tcBorders>
+          </w:tcPr>
+          <w:p>
+            <w:pPr>
+              <w:spacing w:before="0" w:after="0" w:line="276" w:lineRule="auto"/>
+              <w:ind w:firstLine="0"/>
+              <w:jc w:val="center"/>
+            </w:pPr>
+            <w:r/>
+            <w:r>
+              <w:rPr>
+                <w:rFonts w:ascii="Times New Roman" w:hAnsi="Times New Roman" w:eastAsia="楷体"/>
+                <w:b w:val="0"/>
+                <w:color w:val="000000"/>
+                <w:sz w:val="18"/>
+              </w:rPr>
+              <w:t>6,113.85</w:t>
+            </w:r>
+          </w:p>
+        </w:tc>
+        <w:tc>
+          <w:tcPr>
+            <w:tcW w:type="dxa" w:w="1344"/>
+            <w:vAlign w:val="center"/>
+            <w:tcBorders>
+              <w:top w:val="single" w:sz="4" w:color="A6A6A6"/>
+              <w:left w:val="single" w:sz="4" w:color="A6A6A6"/>
+              <w:bottom w:val="single" w:sz="4" w:color="A6A6A6"/>
+              <w:right w:val="single" w:sz="4" w:color="A6A6A6"/>
+            </w:tcBorders>
+          </w:tcPr>
+          <w:p>
+            <w:pPr>
+              <w:spacing w:before="0" w:after="0" w:line="276" w:lineRule="auto"/>
+              <w:ind w:firstLine="0"/>
+              <w:jc w:val="center"/>
+            </w:pPr>
+            <w:r/>
+            <w:r>
+              <w:rPr>
+                <w:rFonts w:ascii="Times New Roman" w:hAnsi="Times New Roman" w:eastAsia="楷体"/>
+                <w:b w:val="0"/>
+                <w:color w:val="000000"/>
+                <w:sz w:val="18"/>
+              </w:rPr>
+              <w:t>—</w:t>
+            </w:r>
+          </w:p>
+        </w:tc>
+        <w:tc>
+          <w:tcPr>
+            <w:tcW w:type="dxa" w:w="1344"/>
+            <w:vAlign w:val="center"/>
+            <w:tcBorders>
+              <w:top w:val="single" w:sz="4" w:color="A6A6A6"/>
+              <w:left w:val="single" w:sz="4" w:color="A6A6A6"/>
+              <w:bottom w:val="single" w:sz="4" w:color="A6A6A6"/>
+              <w:right w:val="single" w:sz="4" w:color="A6A6A6"/>
+            </w:tcBorders>
+          </w:tcPr>
+          <w:p>
+            <w:pPr>
+              <w:spacing w:before="0" w:after="0" w:line="276" w:lineRule="auto"/>
+              <w:ind w:firstLine="0"/>
+              <w:jc w:val="center"/>
+            </w:pPr>
+            <w:r/>
+            <w:r>
+              <w:rPr>
+                <w:rFonts w:ascii="Times New Roman" w:hAnsi="Times New Roman" w:eastAsia="楷体"/>
+                <w:b w:val="0"/>
+                <w:color w:val="000000"/>
+                <w:sz w:val="18"/>
+              </w:rPr>
+              <w:t>2.10%</w:t>
+            </w:r>
+          </w:p>
+        </w:tc>
+        <w:tc>
+          <w:tcPr>
+            <w:tcW w:type="dxa" w:w="1344"/>
+            <w:vAlign w:val="center"/>
+            <w:tcBorders>
+              <w:top w:val="single" w:sz="4" w:color="A6A6A6"/>
+              <w:left w:val="single" w:sz="4" w:color="A6A6A6"/>
+              <w:bottom w:val="single" w:sz="4" w:color="A6A6A6"/>
+              <w:right w:val="single" w:sz="4" w:color="A6A6A6"/>
+            </w:tcBorders>
+          </w:tcPr>
+          <w:p>
+            <w:pPr>
+              <w:spacing w:before="0" w:after="0" w:line="276" w:lineRule="auto"/>
+              <w:ind w:firstLine="0"/>
+              <w:jc w:val="center"/>
+            </w:pPr>
+            <w:r/>
+            <w:r>
+              <w:rPr>
+                <w:rFonts w:ascii="Times New Roman" w:hAnsi="Times New Roman" w:eastAsia="楷体"/>
+                <w:b w:val="0"/>
+                <w:color w:val="000000"/>
+                <w:sz w:val="18"/>
+              </w:rPr>
+              <w:t xml:space="preserve"> </w:t>
+            </w:r>
+          </w:p>
+        </w:tc>
+        <w:tc>
+          <w:tcPr>
+            <w:tcW w:type="dxa" w:w="1344"/>
+            <w:vAlign w:val="center"/>
+            <w:tcBorders>
+              <w:top w:val="single" w:sz="4" w:color="A6A6A6"/>
+              <w:left w:val="single" w:sz="4" w:color="A6A6A6"/>
+              <w:bottom w:val="single" w:sz="4" w:color="A6A6A6"/>
+              <w:right w:val="single" w:sz="4" w:color="A6A6A6"/>
+            </w:tcBorders>
+          </w:tcPr>
+          <w:p>
+            <w:pPr>
+              <w:spacing w:before="0" w:after="0" w:line="276" w:lineRule="auto"/>
+              <w:ind w:firstLine="0"/>
+              <w:jc w:val="center"/>
+            </w:pPr>
+            <w:r/>
+            <w:r>
+              <w:rPr>
+                <w:rFonts w:ascii="Times New Roman" w:hAnsi="Times New Roman" w:eastAsia="楷体"/>
+                <w:b w:val="0"/>
+                <w:color w:val="000000"/>
+                <w:sz w:val="18"/>
+              </w:rPr>
+              <w:t>303.72</w:t>
             </w:r>
           </w:p>
         </w:tc>
@@ -772,7 +977,7 @@
                 <w:color w:val="000000"/>
                 <w:sz w:val="18"/>
               </w:rPr>
-              <w:t>延边朝鲜族自治州</w:t>
+              <w:t>荆州市</w:t>
             </w:r>
           </w:p>
         </w:tc>
@@ -801,7 +1006,7 @@
                 <w:color w:val="000000"/>
                 <w:sz w:val="18"/>
               </w:rPr>
-              <w:t>1,064.08</w:t>
+              <w:t>3,712.34</w:t>
             </w:r>
           </w:p>
         </w:tc>
@@ -830,7 +1035,7 @@
                 <w:color w:val="000000"/>
                 <w:sz w:val="18"/>
               </w:rPr>
-              <w:t>—</w:t>
+              <w:t>7.27</w:t>
             </w:r>
           </w:p>
         </w:tc>
@@ -859,7 +1064,7 @@
                 <w:color w:val="000000"/>
                 <w:sz w:val="18"/>
               </w:rPr>
-              <w:t>5.80%</w:t>
+              <w:t>6.30%</w:t>
             </w:r>
           </w:p>
         </w:tc>
@@ -888,7 +1093,7 @@
                 <w:color w:val="000000"/>
                 <w:sz w:val="18"/>
               </w:rPr>
-              <w:t>8:32.8:59.2</w:t>
+              <w:t>17.9:35.2:46.9</w:t>
             </w:r>
           </w:p>
         </w:tc>
@@ -917,7 +1122,7 @@
                 <w:color w:val="000000"/>
                 <w:sz w:val="18"/>
               </w:rPr>
-              <w:t>94.80</w:t>
+              <w:t>190.99</w:t>
             </w:r>
           </w:p>
         </w:tc>
@@ -946,7 +1151,7 @@
                 <w:color w:val="000000"/>
                 <w:sz w:val="18"/>
               </w:rPr>
-              <w:t>—</w:t>
+              <w:t>508.29</w:t>
             </w:r>
           </w:p>
         </w:tc>
@@ -977,7 +1182,7 @@
                 <w:color w:val="000000"/>
                 <w:sz w:val="18"/>
               </w:rPr>
-              <w:t>松原市</w:t>
+              <w:t>孝感市</w:t>
             </w:r>
           </w:p>
         </w:tc>
@@ -1006,1032 +1211,7 @@
                 <w:color w:val="000000"/>
                 <w:sz w:val="18"/>
               </w:rPr>
-              <w:t>1,030.60</w:t>
-            </w:r>
-          </w:p>
-        </w:tc>
-        <w:tc>
-          <w:tcPr>
-            <w:tcW w:type="dxa" w:w="1344"/>
-            <w:vAlign w:val="center"/>
-            <w:tcBorders>
-              <w:top w:val="single" w:sz="4" w:color="A6A6A6"/>
-              <w:left w:val="single" w:sz="4" w:color="A6A6A6"/>
-              <w:bottom w:val="single" w:sz="4" w:color="A6A6A6"/>
-              <w:right w:val="single" w:sz="4" w:color="A6A6A6"/>
-            </w:tcBorders>
-          </w:tcPr>
-          <w:p>
-            <w:pPr>
-              <w:spacing w:before="0" w:after="0" w:line="276" w:lineRule="auto"/>
-              <w:ind w:firstLine="0"/>
-              <w:jc w:val="center"/>
-            </w:pPr>
-            <w:r/>
-            <w:r>
-              <w:rPr>
-                <w:rFonts w:ascii="Times New Roman" w:hAnsi="Times New Roman" w:eastAsia="楷体"/>
-                <w:b w:val="0"/>
-                <w:color w:val="000000"/>
-                <w:sz w:val="18"/>
-              </w:rPr>
-              <w:t>—</w:t>
-            </w:r>
-          </w:p>
-        </w:tc>
-        <w:tc>
-          <w:tcPr>
-            <w:tcW w:type="dxa" w:w="1344"/>
-            <w:vAlign w:val="center"/>
-            <w:tcBorders>
-              <w:top w:val="single" w:sz="4" w:color="A6A6A6"/>
-              <w:left w:val="single" w:sz="4" w:color="A6A6A6"/>
-              <w:bottom w:val="single" w:sz="4" w:color="A6A6A6"/>
-              <w:right w:val="single" w:sz="4" w:color="A6A6A6"/>
-            </w:tcBorders>
-          </w:tcPr>
-          <w:p>
-            <w:pPr>
-              <w:spacing w:before="0" w:after="0" w:line="276" w:lineRule="auto"/>
-              <w:ind w:firstLine="0"/>
-              <w:jc w:val="center"/>
-            </w:pPr>
-            <w:r/>
-            <w:r>
-              <w:rPr>
-                <w:rFonts w:ascii="Times New Roman" w:hAnsi="Times New Roman" w:eastAsia="楷体"/>
-                <w:b w:val="0"/>
-                <w:color w:val="000000"/>
-                <w:sz w:val="18"/>
-              </w:rPr>
-              <w:t>4.20%</w:t>
-            </w:r>
-          </w:p>
-        </w:tc>
-        <w:tc>
-          <w:tcPr>
-            <w:tcW w:type="dxa" w:w="1344"/>
-            <w:vAlign w:val="center"/>
-            <w:tcBorders>
-              <w:top w:val="single" w:sz="4" w:color="A6A6A6"/>
-              <w:left w:val="single" w:sz="4" w:color="A6A6A6"/>
-              <w:bottom w:val="single" w:sz="4" w:color="A6A6A6"/>
-              <w:right w:val="single" w:sz="4" w:color="A6A6A6"/>
-            </w:tcBorders>
-          </w:tcPr>
-          <w:p>
-            <w:pPr>
-              <w:spacing w:before="0" w:after="0" w:line="276" w:lineRule="auto"/>
-              <w:ind w:firstLine="0"/>
-              <w:jc w:val="center"/>
-            </w:pPr>
-            <w:r/>
-            <w:r>
-              <w:rPr>
-                <w:rFonts w:ascii="Times New Roman" w:hAnsi="Times New Roman" w:eastAsia="楷体"/>
-                <w:b w:val="0"/>
-                <w:color w:val="000000"/>
-                <w:sz w:val="18"/>
-              </w:rPr>
-              <w:t xml:space="preserve"> </w:t>
-            </w:r>
-          </w:p>
-        </w:tc>
-        <w:tc>
-          <w:tcPr>
-            <w:tcW w:type="dxa" w:w="1344"/>
-            <w:vAlign w:val="center"/>
-            <w:tcBorders>
-              <w:top w:val="single" w:sz="4" w:color="A6A6A6"/>
-              <w:left w:val="single" w:sz="4" w:color="A6A6A6"/>
-              <w:bottom w:val="single" w:sz="4" w:color="A6A6A6"/>
-              <w:right w:val="single" w:sz="4" w:color="A6A6A6"/>
-            </w:tcBorders>
-          </w:tcPr>
-          <w:p>
-            <w:pPr>
-              <w:spacing w:before="0" w:after="0" w:line="276" w:lineRule="auto"/>
-              <w:ind w:firstLine="0"/>
-              <w:jc w:val="center"/>
-            </w:pPr>
-            <w:r/>
-            <w:r>
-              <w:rPr>
-                <w:rFonts w:ascii="Times New Roman" w:hAnsi="Times New Roman" w:eastAsia="楷体"/>
-                <w:b w:val="0"/>
-                <w:color w:val="000000"/>
-                <w:sz w:val="18"/>
-              </w:rPr>
-              <w:t>—</w:t>
-            </w:r>
-          </w:p>
-        </w:tc>
-        <w:tc>
-          <w:tcPr>
-            <w:tcW w:type="dxa" w:w="1344"/>
-            <w:vAlign w:val="center"/>
-            <w:tcBorders>
-              <w:top w:val="single" w:sz="4" w:color="A6A6A6"/>
-              <w:left w:val="single" w:sz="4" w:color="A6A6A6"/>
-              <w:bottom w:val="single" w:sz="4" w:color="A6A6A6"/>
-              <w:right w:val="single" w:sz="4" w:color="A6A6A6"/>
-            </w:tcBorders>
-          </w:tcPr>
-          <w:p>
-            <w:pPr>
-              <w:spacing w:before="0" w:after="0" w:line="276" w:lineRule="auto"/>
-              <w:ind w:firstLine="0"/>
-              <w:jc w:val="center"/>
-            </w:pPr>
-            <w:r/>
-            <w:r>
-              <w:rPr>
-                <w:rFonts w:ascii="Times New Roman" w:hAnsi="Times New Roman" w:eastAsia="楷体"/>
-                <w:b w:val="0"/>
-                <w:color w:val="000000"/>
-                <w:sz w:val="18"/>
-              </w:rPr>
-              <w:t>—</w:t>
-            </w:r>
-          </w:p>
-        </w:tc>
-      </w:tr>
-      <w:tr>
-        <w:tc>
-          <w:tcPr>
-            <w:tcW w:type="dxa" w:w="1344"/>
-            <w:vAlign w:val="center"/>
-            <w:tcBorders>
-              <w:top w:val="single" w:sz="4" w:color="A6A6A6"/>
-              <w:left w:val="single" w:sz="4" w:color="A6A6A6"/>
-              <w:bottom w:val="single" w:sz="4" w:color="A6A6A6"/>
-              <w:right w:val="single" w:sz="4" w:color="A6A6A6"/>
-            </w:tcBorders>
-          </w:tcPr>
-          <w:p>
-            <w:pPr>
-              <w:spacing w:before="0" w:after="0" w:line="276" w:lineRule="auto"/>
-              <w:ind w:firstLine="0"/>
-              <w:jc w:val="left"/>
-            </w:pPr>
-            <w:r/>
-            <w:r>
-              <w:rPr>
-                <w:rFonts w:ascii="Times New Roman" w:hAnsi="Times New Roman" w:eastAsia="楷体"/>
-                <w:b w:val="0"/>
-                <w:color w:val="000000"/>
-                <w:sz w:val="18"/>
-              </w:rPr>
-              <w:t>白城市</w:t>
-            </w:r>
-          </w:p>
-        </w:tc>
-        <w:tc>
-          <w:tcPr>
-            <w:tcW w:type="dxa" w:w="1344"/>
-            <w:vAlign w:val="center"/>
-            <w:tcBorders>
-              <w:top w:val="single" w:sz="4" w:color="A6A6A6"/>
-              <w:left w:val="single" w:sz="4" w:color="A6A6A6"/>
-              <w:bottom w:val="single" w:sz="4" w:color="A6A6A6"/>
-              <w:right w:val="single" w:sz="4" w:color="A6A6A6"/>
-            </w:tcBorders>
-          </w:tcPr>
-          <w:p>
-            <w:pPr>
-              <w:spacing w:before="0" w:after="0" w:line="276" w:lineRule="auto"/>
-              <w:ind w:firstLine="0"/>
-              <w:jc w:val="center"/>
-            </w:pPr>
-            <w:r/>
-            <w:r>
-              <w:rPr>
-                <w:rFonts w:ascii="Times New Roman" w:hAnsi="Times New Roman" w:eastAsia="楷体"/>
-                <w:b w:val="0"/>
-                <w:color w:val="000000"/>
-                <w:sz w:val="18"/>
-              </w:rPr>
-              <w:t>626.52</w:t>
-            </w:r>
-          </w:p>
-        </w:tc>
-        <w:tc>
-          <w:tcPr>
-            <w:tcW w:type="dxa" w:w="1344"/>
-            <w:vAlign w:val="center"/>
-            <w:tcBorders>
-              <w:top w:val="single" w:sz="4" w:color="A6A6A6"/>
-              <w:left w:val="single" w:sz="4" w:color="A6A6A6"/>
-              <w:bottom w:val="single" w:sz="4" w:color="A6A6A6"/>
-              <w:right w:val="single" w:sz="4" w:color="A6A6A6"/>
-            </w:tcBorders>
-          </w:tcPr>
-          <w:p>
-            <w:pPr>
-              <w:spacing w:before="0" w:after="0" w:line="276" w:lineRule="auto"/>
-              <w:ind w:firstLine="0"/>
-              <w:jc w:val="center"/>
-            </w:pPr>
-            <w:r/>
-            <w:r>
-              <w:rPr>
-                <w:rFonts w:ascii="Times New Roman" w:hAnsi="Times New Roman" w:eastAsia="楷体"/>
-                <w:b w:val="0"/>
-                <w:color w:val="000000"/>
-                <w:sz w:val="18"/>
-              </w:rPr>
-              <w:t>—</w:t>
-            </w:r>
-          </w:p>
-        </w:tc>
-        <w:tc>
-          <w:tcPr>
-            <w:tcW w:type="dxa" w:w="1344"/>
-            <w:vAlign w:val="center"/>
-            <w:tcBorders>
-              <w:top w:val="single" w:sz="4" w:color="A6A6A6"/>
-              <w:left w:val="single" w:sz="4" w:color="A6A6A6"/>
-              <w:bottom w:val="single" w:sz="4" w:color="A6A6A6"/>
-              <w:right w:val="single" w:sz="4" w:color="A6A6A6"/>
-            </w:tcBorders>
-          </w:tcPr>
-          <w:p>
-            <w:pPr>
-              <w:spacing w:before="0" w:after="0" w:line="276" w:lineRule="auto"/>
-              <w:ind w:firstLine="0"/>
-              <w:jc w:val="center"/>
-            </w:pPr>
-            <w:r/>
-            <w:r>
-              <w:rPr>
-                <w:rFonts w:ascii="Times New Roman" w:hAnsi="Times New Roman" w:eastAsia="楷体"/>
-                <w:b w:val="0"/>
-                <w:color w:val="000000"/>
-                <w:sz w:val="18"/>
-              </w:rPr>
-              <w:t>4.40%</w:t>
-            </w:r>
-          </w:p>
-        </w:tc>
-        <w:tc>
-          <w:tcPr>
-            <w:tcW w:type="dxa" w:w="1344"/>
-            <w:vAlign w:val="center"/>
-            <w:tcBorders>
-              <w:top w:val="single" w:sz="4" w:color="A6A6A6"/>
-              <w:left w:val="single" w:sz="4" w:color="A6A6A6"/>
-              <w:bottom w:val="single" w:sz="4" w:color="A6A6A6"/>
-              <w:right w:val="single" w:sz="4" w:color="A6A6A6"/>
-            </w:tcBorders>
-          </w:tcPr>
-          <w:p>
-            <w:pPr>
-              <w:spacing w:before="0" w:after="0" w:line="276" w:lineRule="auto"/>
-              <w:ind w:firstLine="0"/>
-              <w:jc w:val="center"/>
-            </w:pPr>
-            <w:r/>
-            <w:r>
-              <w:rPr>
-                <w:rFonts w:ascii="Times New Roman" w:hAnsi="Times New Roman" w:eastAsia="楷体"/>
-                <w:b w:val="0"/>
-                <w:color w:val="000000"/>
-                <w:sz w:val="18"/>
-              </w:rPr>
-              <w:t xml:space="preserve"> </w:t>
-            </w:r>
-          </w:p>
-        </w:tc>
-        <w:tc>
-          <w:tcPr>
-            <w:tcW w:type="dxa" w:w="1344"/>
-            <w:vAlign w:val="center"/>
-            <w:tcBorders>
-              <w:top w:val="single" w:sz="4" w:color="A6A6A6"/>
-              <w:left w:val="single" w:sz="4" w:color="A6A6A6"/>
-              <w:bottom w:val="single" w:sz="4" w:color="A6A6A6"/>
-              <w:right w:val="single" w:sz="4" w:color="A6A6A6"/>
-            </w:tcBorders>
-          </w:tcPr>
-          <w:p>
-            <w:pPr>
-              <w:spacing w:before="0" w:after="0" w:line="276" w:lineRule="auto"/>
-              <w:ind w:firstLine="0"/>
-              <w:jc w:val="center"/>
-            </w:pPr>
-            <w:r/>
-            <w:r>
-              <w:rPr>
-                <w:rFonts w:ascii="Times New Roman" w:hAnsi="Times New Roman" w:eastAsia="楷体"/>
-                <w:b w:val="0"/>
-                <w:color w:val="000000"/>
-                <w:sz w:val="18"/>
-              </w:rPr>
-              <w:t>44.36</w:t>
-            </w:r>
-          </w:p>
-        </w:tc>
-        <w:tc>
-          <w:tcPr>
-            <w:tcW w:type="dxa" w:w="1344"/>
-            <w:vAlign w:val="center"/>
-            <w:tcBorders>
-              <w:top w:val="single" w:sz="4" w:color="A6A6A6"/>
-              <w:left w:val="single" w:sz="4" w:color="A6A6A6"/>
-              <w:bottom w:val="single" w:sz="4" w:color="A6A6A6"/>
-              <w:right w:val="single" w:sz="4" w:color="A6A6A6"/>
-            </w:tcBorders>
-          </w:tcPr>
-          <w:p>
-            <w:pPr>
-              <w:spacing w:before="0" w:after="0" w:line="276" w:lineRule="auto"/>
-              <w:ind w:firstLine="0"/>
-              <w:jc w:val="center"/>
-            </w:pPr>
-            <w:r/>
-            <w:r>
-              <w:rPr>
-                <w:rFonts w:ascii="Times New Roman" w:hAnsi="Times New Roman" w:eastAsia="楷体"/>
-                <w:b w:val="0"/>
-                <w:color w:val="000000"/>
-                <w:sz w:val="18"/>
-              </w:rPr>
-              <w:t>—</w:t>
-            </w:r>
-          </w:p>
-        </w:tc>
-      </w:tr>
-      <w:tr>
-        <w:tc>
-          <w:tcPr>
-            <w:tcW w:type="dxa" w:w="1344"/>
-            <w:vAlign w:val="center"/>
-            <w:tcBorders>
-              <w:top w:val="single" w:sz="4" w:color="A6A6A6"/>
-              <w:left w:val="single" w:sz="4" w:color="A6A6A6"/>
-              <w:bottom w:val="single" w:sz="4" w:color="A6A6A6"/>
-              <w:right w:val="single" w:sz="4" w:color="A6A6A6"/>
-            </w:tcBorders>
-          </w:tcPr>
-          <w:p>
-            <w:pPr>
-              <w:spacing w:before="0" w:after="0" w:line="276" w:lineRule="auto"/>
-              <w:ind w:firstLine="0"/>
-              <w:jc w:val="left"/>
-            </w:pPr>
-            <w:r/>
-            <w:r>
-              <w:rPr>
-                <w:rFonts w:ascii="Times New Roman" w:hAnsi="Times New Roman" w:eastAsia="楷体"/>
-                <w:b w:val="0"/>
-                <w:color w:val="000000"/>
-                <w:sz w:val="18"/>
-              </w:rPr>
-              <w:t>四平市</w:t>
-            </w:r>
-          </w:p>
-        </w:tc>
-        <w:tc>
-          <w:tcPr>
-            <w:tcW w:type="dxa" w:w="1344"/>
-            <w:vAlign w:val="center"/>
-            <w:tcBorders>
-              <w:top w:val="single" w:sz="4" w:color="A6A6A6"/>
-              <w:left w:val="single" w:sz="4" w:color="A6A6A6"/>
-              <w:bottom w:val="single" w:sz="4" w:color="A6A6A6"/>
-              <w:right w:val="single" w:sz="4" w:color="A6A6A6"/>
-            </w:tcBorders>
-          </w:tcPr>
-          <w:p>
-            <w:pPr>
-              <w:spacing w:before="0" w:after="0" w:line="276" w:lineRule="auto"/>
-              <w:ind w:firstLine="0"/>
-              <w:jc w:val="center"/>
-            </w:pPr>
-            <w:r/>
-            <w:r>
-              <w:rPr>
-                <w:rFonts w:ascii="Times New Roman" w:hAnsi="Times New Roman" w:eastAsia="楷体"/>
-                <w:b w:val="0"/>
-                <w:color w:val="000000"/>
-                <w:sz w:val="18"/>
-              </w:rPr>
-              <w:t>601.57</w:t>
-            </w:r>
-          </w:p>
-        </w:tc>
-        <w:tc>
-          <w:tcPr>
-            <w:tcW w:type="dxa" w:w="1344"/>
-            <w:vAlign w:val="center"/>
-            <w:tcBorders>
-              <w:top w:val="single" w:sz="4" w:color="A6A6A6"/>
-              <w:left w:val="single" w:sz="4" w:color="A6A6A6"/>
-              <w:bottom w:val="single" w:sz="4" w:color="A6A6A6"/>
-              <w:right w:val="single" w:sz="4" w:color="A6A6A6"/>
-            </w:tcBorders>
-          </w:tcPr>
-          <w:p>
-            <w:pPr>
-              <w:spacing w:before="0" w:after="0" w:line="276" w:lineRule="auto"/>
-              <w:ind w:firstLine="0"/>
-              <w:jc w:val="center"/>
-            </w:pPr>
-            <w:r/>
-            <w:r>
-              <w:rPr>
-                <w:rFonts w:ascii="Times New Roman" w:hAnsi="Times New Roman" w:eastAsia="楷体"/>
-                <w:b w:val="0"/>
-                <w:color w:val="000000"/>
-                <w:sz w:val="18"/>
-              </w:rPr>
-              <w:t>—</w:t>
-            </w:r>
-          </w:p>
-        </w:tc>
-        <w:tc>
-          <w:tcPr>
-            <w:tcW w:type="dxa" w:w="1344"/>
-            <w:vAlign w:val="center"/>
-            <w:tcBorders>
-              <w:top w:val="single" w:sz="4" w:color="A6A6A6"/>
-              <w:left w:val="single" w:sz="4" w:color="A6A6A6"/>
-              <w:bottom w:val="single" w:sz="4" w:color="A6A6A6"/>
-              <w:right w:val="single" w:sz="4" w:color="A6A6A6"/>
-            </w:tcBorders>
-          </w:tcPr>
-          <w:p>
-            <w:pPr>
-              <w:spacing w:before="0" w:after="0" w:line="276" w:lineRule="auto"/>
-              <w:ind w:firstLine="0"/>
-              <w:jc w:val="center"/>
-            </w:pPr>
-            <w:r/>
-            <w:r>
-              <w:rPr>
-                <w:rFonts w:ascii="Times New Roman" w:hAnsi="Times New Roman" w:eastAsia="楷体"/>
-                <w:b w:val="0"/>
-                <w:color w:val="000000"/>
-                <w:sz w:val="18"/>
-              </w:rPr>
-              <w:t>4.60%</w:t>
-            </w:r>
-          </w:p>
-        </w:tc>
-        <w:tc>
-          <w:tcPr>
-            <w:tcW w:type="dxa" w:w="1344"/>
-            <w:vAlign w:val="center"/>
-            <w:tcBorders>
-              <w:top w:val="single" w:sz="4" w:color="A6A6A6"/>
-              <w:left w:val="single" w:sz="4" w:color="A6A6A6"/>
-              <w:bottom w:val="single" w:sz="4" w:color="A6A6A6"/>
-              <w:right w:val="single" w:sz="4" w:color="A6A6A6"/>
-            </w:tcBorders>
-          </w:tcPr>
-          <w:p>
-            <w:pPr>
-              <w:spacing w:before="0" w:after="0" w:line="276" w:lineRule="auto"/>
-              <w:ind w:firstLine="0"/>
-              <w:jc w:val="center"/>
-            </w:pPr>
-            <w:r/>
-            <w:r>
-              <w:rPr>
-                <w:rFonts w:ascii="Times New Roman" w:hAnsi="Times New Roman" w:eastAsia="楷体"/>
-                <w:b w:val="0"/>
-                <w:color w:val="000000"/>
-                <w:sz w:val="18"/>
-              </w:rPr>
-              <w:t xml:space="preserve"> </w:t>
-            </w:r>
-          </w:p>
-        </w:tc>
-        <w:tc>
-          <w:tcPr>
-            <w:tcW w:type="dxa" w:w="1344"/>
-            <w:vAlign w:val="center"/>
-            <w:tcBorders>
-              <w:top w:val="single" w:sz="4" w:color="A6A6A6"/>
-              <w:left w:val="single" w:sz="4" w:color="A6A6A6"/>
-              <w:bottom w:val="single" w:sz="4" w:color="A6A6A6"/>
-              <w:right w:val="single" w:sz="4" w:color="A6A6A6"/>
-            </w:tcBorders>
-          </w:tcPr>
-          <w:p>
-            <w:pPr>
-              <w:spacing w:before="0" w:after="0" w:line="276" w:lineRule="auto"/>
-              <w:ind w:firstLine="0"/>
-              <w:jc w:val="center"/>
-            </w:pPr>
-            <w:r/>
-            <w:r>
-              <w:rPr>
-                <w:rFonts w:ascii="Times New Roman" w:hAnsi="Times New Roman" w:eastAsia="楷体"/>
-                <w:b w:val="0"/>
-                <w:color w:val="000000"/>
-                <w:sz w:val="18"/>
-              </w:rPr>
-              <w:t>—</w:t>
-            </w:r>
-          </w:p>
-        </w:tc>
-        <w:tc>
-          <w:tcPr>
-            <w:tcW w:type="dxa" w:w="1344"/>
-            <w:vAlign w:val="center"/>
-            <w:tcBorders>
-              <w:top w:val="single" w:sz="4" w:color="A6A6A6"/>
-              <w:left w:val="single" w:sz="4" w:color="A6A6A6"/>
-              <w:bottom w:val="single" w:sz="4" w:color="A6A6A6"/>
-              <w:right w:val="single" w:sz="4" w:color="A6A6A6"/>
-            </w:tcBorders>
-          </w:tcPr>
-          <w:p>
-            <w:pPr>
-              <w:spacing w:before="0" w:after="0" w:line="276" w:lineRule="auto"/>
-              <w:ind w:firstLine="0"/>
-              <w:jc w:val="center"/>
-            </w:pPr>
-            <w:r/>
-            <w:r>
-              <w:rPr>
-                <w:rFonts w:ascii="Times New Roman" w:hAnsi="Times New Roman" w:eastAsia="楷体"/>
-                <w:b w:val="0"/>
-                <w:color w:val="000000"/>
-                <w:sz w:val="18"/>
-              </w:rPr>
-              <w:t>—</w:t>
-            </w:r>
-          </w:p>
-        </w:tc>
-      </w:tr>
-      <w:tr>
-        <w:tc>
-          <w:tcPr>
-            <w:tcW w:type="dxa" w:w="1344"/>
-            <w:vAlign w:val="center"/>
-            <w:tcBorders>
-              <w:top w:val="single" w:sz="4" w:color="A6A6A6"/>
-              <w:left w:val="single" w:sz="4" w:color="A6A6A6"/>
-              <w:bottom w:val="single" w:sz="4" w:color="A6A6A6"/>
-              <w:right w:val="single" w:sz="4" w:color="A6A6A6"/>
-            </w:tcBorders>
-          </w:tcPr>
-          <w:p>
-            <w:pPr>
-              <w:spacing w:before="0" w:after="0" w:line="276" w:lineRule="auto"/>
-              <w:ind w:firstLine="0"/>
-              <w:jc w:val="left"/>
-            </w:pPr>
-            <w:r/>
-            <w:r>
-              <w:rPr>
-                <w:rFonts w:ascii="Times New Roman" w:hAnsi="Times New Roman" w:eastAsia="楷体"/>
-                <w:b w:val="0"/>
-                <w:color w:val="000000"/>
-                <w:sz w:val="18"/>
-              </w:rPr>
-              <w:t>通化市</w:t>
-            </w:r>
-          </w:p>
-        </w:tc>
-        <w:tc>
-          <w:tcPr>
-            <w:tcW w:type="dxa" w:w="1344"/>
-            <w:vAlign w:val="center"/>
-            <w:tcBorders>
-              <w:top w:val="single" w:sz="4" w:color="A6A6A6"/>
-              <w:left w:val="single" w:sz="4" w:color="A6A6A6"/>
-              <w:bottom w:val="single" w:sz="4" w:color="A6A6A6"/>
-              <w:right w:val="single" w:sz="4" w:color="A6A6A6"/>
-            </w:tcBorders>
-          </w:tcPr>
-          <w:p>
-            <w:pPr>
-              <w:spacing w:before="0" w:after="0" w:line="276" w:lineRule="auto"/>
-              <w:ind w:firstLine="0"/>
-              <w:jc w:val="center"/>
-            </w:pPr>
-            <w:r/>
-            <w:r>
-              <w:rPr>
-                <w:rFonts w:ascii="Times New Roman" w:hAnsi="Times New Roman" w:eastAsia="楷体"/>
-                <w:b w:val="0"/>
-                <w:color w:val="000000"/>
-                <w:sz w:val="18"/>
-              </w:rPr>
-              <w:t>592.14</w:t>
-            </w:r>
-          </w:p>
-        </w:tc>
-        <w:tc>
-          <w:tcPr>
-            <w:tcW w:type="dxa" w:w="1344"/>
-            <w:vAlign w:val="center"/>
-            <w:tcBorders>
-              <w:top w:val="single" w:sz="4" w:color="A6A6A6"/>
-              <w:left w:val="single" w:sz="4" w:color="A6A6A6"/>
-              <w:bottom w:val="single" w:sz="4" w:color="A6A6A6"/>
-              <w:right w:val="single" w:sz="4" w:color="A6A6A6"/>
-            </w:tcBorders>
-          </w:tcPr>
-          <w:p>
-            <w:pPr>
-              <w:spacing w:before="0" w:after="0" w:line="276" w:lineRule="auto"/>
-              <w:ind w:firstLine="0"/>
-              <w:jc w:val="center"/>
-            </w:pPr>
-            <w:r/>
-            <w:r>
-              <w:rPr>
-                <w:rFonts w:ascii="Times New Roman" w:hAnsi="Times New Roman" w:eastAsia="楷体"/>
-                <w:b w:val="0"/>
-                <w:color w:val="000000"/>
-                <w:sz w:val="18"/>
-              </w:rPr>
-              <w:t>—</w:t>
-            </w:r>
-          </w:p>
-        </w:tc>
-        <w:tc>
-          <w:tcPr>
-            <w:tcW w:type="dxa" w:w="1344"/>
-            <w:vAlign w:val="center"/>
-            <w:tcBorders>
-              <w:top w:val="single" w:sz="4" w:color="A6A6A6"/>
-              <w:left w:val="single" w:sz="4" w:color="A6A6A6"/>
-              <w:bottom w:val="single" w:sz="4" w:color="A6A6A6"/>
-              <w:right w:val="single" w:sz="4" w:color="A6A6A6"/>
-            </w:tcBorders>
-          </w:tcPr>
-          <w:p>
-            <w:pPr>
-              <w:spacing w:before="0" w:after="0" w:line="276" w:lineRule="auto"/>
-              <w:ind w:firstLine="0"/>
-              <w:jc w:val="center"/>
-            </w:pPr>
-            <w:r/>
-            <w:r>
-              <w:rPr>
-                <w:rFonts w:ascii="Times New Roman" w:hAnsi="Times New Roman" w:eastAsia="楷体"/>
-                <w:b w:val="0"/>
-                <w:color w:val="000000"/>
-                <w:sz w:val="18"/>
-              </w:rPr>
-              <w:t>4.50%</w:t>
-            </w:r>
-          </w:p>
-        </w:tc>
-        <w:tc>
-          <w:tcPr>
-            <w:tcW w:type="dxa" w:w="1344"/>
-            <w:vAlign w:val="center"/>
-            <w:tcBorders>
-              <w:top w:val="single" w:sz="4" w:color="A6A6A6"/>
-              <w:left w:val="single" w:sz="4" w:color="A6A6A6"/>
-              <w:bottom w:val="single" w:sz="4" w:color="A6A6A6"/>
-              <w:right w:val="single" w:sz="4" w:color="A6A6A6"/>
-            </w:tcBorders>
-          </w:tcPr>
-          <w:p>
-            <w:pPr>
-              <w:spacing w:before="0" w:after="0" w:line="276" w:lineRule="auto"/>
-              <w:ind w:firstLine="0"/>
-              <w:jc w:val="center"/>
-            </w:pPr>
-            <w:r/>
-            <w:r>
-              <w:rPr>
-                <w:rFonts w:ascii="Times New Roman" w:hAnsi="Times New Roman" w:eastAsia="楷体"/>
-                <w:b w:val="0"/>
-                <w:color w:val="000000"/>
-                <w:sz w:val="18"/>
-              </w:rPr>
-              <w:t xml:space="preserve"> </w:t>
-            </w:r>
-          </w:p>
-        </w:tc>
-        <w:tc>
-          <w:tcPr>
-            <w:tcW w:type="dxa" w:w="1344"/>
-            <w:vAlign w:val="center"/>
-            <w:tcBorders>
-              <w:top w:val="single" w:sz="4" w:color="A6A6A6"/>
-              <w:left w:val="single" w:sz="4" w:color="A6A6A6"/>
-              <w:bottom w:val="single" w:sz="4" w:color="A6A6A6"/>
-              <w:right w:val="single" w:sz="4" w:color="A6A6A6"/>
-            </w:tcBorders>
-          </w:tcPr>
-          <w:p>
-            <w:pPr>
-              <w:spacing w:before="0" w:after="0" w:line="276" w:lineRule="auto"/>
-              <w:ind w:firstLine="0"/>
-              <w:jc w:val="center"/>
-            </w:pPr>
-            <w:r/>
-            <w:r>
-              <w:rPr>
-                <w:rFonts w:ascii="Times New Roman" w:hAnsi="Times New Roman" w:eastAsia="楷体"/>
-                <w:b w:val="0"/>
-                <w:color w:val="000000"/>
-                <w:sz w:val="18"/>
-              </w:rPr>
-              <w:t>66.92</w:t>
-            </w:r>
-          </w:p>
-        </w:tc>
-        <w:tc>
-          <w:tcPr>
-            <w:tcW w:type="dxa" w:w="1344"/>
-            <w:vAlign w:val="center"/>
-            <w:tcBorders>
-              <w:top w:val="single" w:sz="4" w:color="A6A6A6"/>
-              <w:left w:val="single" w:sz="4" w:color="A6A6A6"/>
-              <w:bottom w:val="single" w:sz="4" w:color="A6A6A6"/>
-              <w:right w:val="single" w:sz="4" w:color="A6A6A6"/>
-            </w:tcBorders>
-          </w:tcPr>
-          <w:p>
-            <w:pPr>
-              <w:spacing w:before="0" w:after="0" w:line="276" w:lineRule="auto"/>
-              <w:ind w:firstLine="0"/>
-              <w:jc w:val="center"/>
-            </w:pPr>
-            <w:r/>
-            <w:r>
-              <w:rPr>
-                <w:rFonts w:ascii="Times New Roman" w:hAnsi="Times New Roman" w:eastAsia="楷体"/>
-                <w:b w:val="0"/>
-                <w:color w:val="000000"/>
-                <w:sz w:val="18"/>
-              </w:rPr>
-              <w:t>—</w:t>
-            </w:r>
-          </w:p>
-        </w:tc>
-      </w:tr>
-      <w:tr>
-        <w:tc>
-          <w:tcPr>
-            <w:tcW w:type="dxa" w:w="1344"/>
-            <w:vAlign w:val="center"/>
-            <w:tcBorders>
-              <w:top w:val="single" w:sz="4" w:color="A6A6A6"/>
-              <w:left w:val="single" w:sz="4" w:color="A6A6A6"/>
-              <w:bottom w:val="single" w:sz="4" w:color="A6A6A6"/>
-              <w:right w:val="single" w:sz="4" w:color="A6A6A6"/>
-            </w:tcBorders>
-          </w:tcPr>
-          <w:p>
-            <w:pPr>
-              <w:spacing w:before="0" w:after="0" w:line="276" w:lineRule="auto"/>
-              <w:ind w:firstLine="0"/>
-              <w:jc w:val="left"/>
-            </w:pPr>
-            <w:r/>
-            <w:r>
-              <w:rPr>
-                <w:rFonts w:ascii="Times New Roman" w:hAnsi="Times New Roman" w:eastAsia="楷体"/>
-                <w:b w:val="0"/>
-                <w:color w:val="000000"/>
-                <w:sz w:val="18"/>
-              </w:rPr>
-              <w:t>白山市</w:t>
-            </w:r>
-          </w:p>
-        </w:tc>
-        <w:tc>
-          <w:tcPr>
-            <w:tcW w:type="dxa" w:w="1344"/>
-            <w:vAlign w:val="center"/>
-            <w:tcBorders>
-              <w:top w:val="single" w:sz="4" w:color="A6A6A6"/>
-              <w:left w:val="single" w:sz="4" w:color="A6A6A6"/>
-              <w:bottom w:val="single" w:sz="4" w:color="A6A6A6"/>
-              <w:right w:val="single" w:sz="4" w:color="A6A6A6"/>
-            </w:tcBorders>
-          </w:tcPr>
-          <w:p>
-            <w:pPr>
-              <w:spacing w:before="0" w:after="0" w:line="276" w:lineRule="auto"/>
-              <w:ind w:firstLine="0"/>
-              <w:jc w:val="center"/>
-            </w:pPr>
-            <w:r/>
-            <w:r>
-              <w:rPr>
-                <w:rFonts w:ascii="Times New Roman" w:hAnsi="Times New Roman" w:eastAsia="楷体"/>
-                <w:b w:val="0"/>
-                <w:color w:val="000000"/>
-                <w:sz w:val="18"/>
-              </w:rPr>
-              <w:t>590.17</w:t>
-            </w:r>
-          </w:p>
-        </w:tc>
-        <w:tc>
-          <w:tcPr>
-            <w:tcW w:type="dxa" w:w="1344"/>
-            <w:vAlign w:val="center"/>
-            <w:tcBorders>
-              <w:top w:val="single" w:sz="4" w:color="A6A6A6"/>
-              <w:left w:val="single" w:sz="4" w:color="A6A6A6"/>
-              <w:bottom w:val="single" w:sz="4" w:color="A6A6A6"/>
-              <w:right w:val="single" w:sz="4" w:color="A6A6A6"/>
-            </w:tcBorders>
-          </w:tcPr>
-          <w:p>
-            <w:pPr>
-              <w:spacing w:before="0" w:after="0" w:line="276" w:lineRule="auto"/>
-              <w:ind w:firstLine="0"/>
-              <w:jc w:val="center"/>
-            </w:pPr>
-            <w:r/>
-            <w:r>
-              <w:rPr>
-                <w:rFonts w:ascii="Times New Roman" w:hAnsi="Times New Roman" w:eastAsia="楷体"/>
-                <w:b w:val="0"/>
-                <w:color w:val="000000"/>
-                <w:sz w:val="18"/>
-              </w:rPr>
-              <w:t>—</w:t>
-            </w:r>
-          </w:p>
-        </w:tc>
-        <w:tc>
-          <w:tcPr>
-            <w:tcW w:type="dxa" w:w="1344"/>
-            <w:vAlign w:val="center"/>
-            <w:tcBorders>
-              <w:top w:val="single" w:sz="4" w:color="A6A6A6"/>
-              <w:left w:val="single" w:sz="4" w:color="A6A6A6"/>
-              <w:bottom w:val="single" w:sz="4" w:color="A6A6A6"/>
-              <w:right w:val="single" w:sz="4" w:color="A6A6A6"/>
-            </w:tcBorders>
-          </w:tcPr>
-          <w:p>
-            <w:pPr>
-              <w:spacing w:before="0" w:after="0" w:line="276" w:lineRule="auto"/>
-              <w:ind w:firstLine="0"/>
-              <w:jc w:val="center"/>
-            </w:pPr>
-            <w:r/>
-            <w:r>
-              <w:rPr>
-                <w:rFonts w:ascii="Times New Roman" w:hAnsi="Times New Roman" w:eastAsia="楷体"/>
-                <w:b w:val="0"/>
-                <w:color w:val="000000"/>
-                <w:sz w:val="18"/>
-              </w:rPr>
-              <w:t>5.60%</w:t>
-            </w:r>
-          </w:p>
-        </w:tc>
-        <w:tc>
-          <w:tcPr>
-            <w:tcW w:type="dxa" w:w="1344"/>
-            <w:vAlign w:val="center"/>
-            <w:tcBorders>
-              <w:top w:val="single" w:sz="4" w:color="A6A6A6"/>
-              <w:left w:val="single" w:sz="4" w:color="A6A6A6"/>
-              <w:bottom w:val="single" w:sz="4" w:color="A6A6A6"/>
-              <w:right w:val="single" w:sz="4" w:color="A6A6A6"/>
-            </w:tcBorders>
-          </w:tcPr>
-          <w:p>
-            <w:pPr>
-              <w:spacing w:before="0" w:after="0" w:line="276" w:lineRule="auto"/>
-              <w:ind w:firstLine="0"/>
-              <w:jc w:val="center"/>
-            </w:pPr>
-            <w:r/>
-            <w:r>
-              <w:rPr>
-                <w:rFonts w:ascii="Times New Roman" w:hAnsi="Times New Roman" w:eastAsia="楷体"/>
-                <w:b w:val="0"/>
-                <w:color w:val="000000"/>
-                <w:sz w:val="18"/>
-              </w:rPr>
-              <w:t xml:space="preserve"> </w:t>
-            </w:r>
-          </w:p>
-        </w:tc>
-        <w:tc>
-          <w:tcPr>
-            <w:tcW w:type="dxa" w:w="1344"/>
-            <w:vAlign w:val="center"/>
-            <w:tcBorders>
-              <w:top w:val="single" w:sz="4" w:color="A6A6A6"/>
-              <w:left w:val="single" w:sz="4" w:color="A6A6A6"/>
-              <w:bottom w:val="single" w:sz="4" w:color="A6A6A6"/>
-              <w:right w:val="single" w:sz="4" w:color="A6A6A6"/>
-            </w:tcBorders>
-          </w:tcPr>
-          <w:p>
-            <w:pPr>
-              <w:spacing w:before="0" w:after="0" w:line="276" w:lineRule="auto"/>
-              <w:ind w:firstLine="0"/>
-              <w:jc w:val="center"/>
-            </w:pPr>
-            <w:r/>
-            <w:r>
-              <w:rPr>
-                <w:rFonts w:ascii="Times New Roman" w:hAnsi="Times New Roman" w:eastAsia="楷体"/>
-                <w:b w:val="0"/>
-                <w:color w:val="000000"/>
-                <w:sz w:val="18"/>
-              </w:rPr>
-              <w:t>36.80</w:t>
-            </w:r>
-          </w:p>
-        </w:tc>
-        <w:tc>
-          <w:tcPr>
-            <w:tcW w:type="dxa" w:w="1344"/>
-            <w:vAlign w:val="center"/>
-            <w:tcBorders>
-              <w:top w:val="single" w:sz="4" w:color="A6A6A6"/>
-              <w:left w:val="single" w:sz="4" w:color="A6A6A6"/>
-              <w:bottom w:val="single" w:sz="4" w:color="A6A6A6"/>
-              <w:right w:val="single" w:sz="4" w:color="A6A6A6"/>
-            </w:tcBorders>
-          </w:tcPr>
-          <w:p>
-            <w:pPr>
-              <w:spacing w:before="0" w:after="0" w:line="276" w:lineRule="auto"/>
-              <w:ind w:firstLine="0"/>
-              <w:jc w:val="center"/>
-            </w:pPr>
-            <w:r/>
-            <w:r>
-              <w:rPr>
-                <w:rFonts w:ascii="Times New Roman" w:hAnsi="Times New Roman" w:eastAsia="楷体"/>
-                <w:b w:val="0"/>
-                <w:color w:val="000000"/>
-                <w:sz w:val="18"/>
-              </w:rPr>
-              <w:t>—</w:t>
-            </w:r>
-          </w:p>
-        </w:tc>
-      </w:tr>
-      <w:tr>
-        <w:tc>
-          <w:tcPr>
-            <w:tcW w:type="dxa" w:w="1344"/>
-            <w:vAlign w:val="center"/>
-            <w:tcBorders>
-              <w:top w:val="single" w:sz="4" w:color="A6A6A6"/>
-              <w:left w:val="single" w:sz="4" w:color="A6A6A6"/>
-              <w:bottom w:val="single" w:sz="4" w:color="A6A6A6"/>
-              <w:right w:val="single" w:sz="4" w:color="A6A6A6"/>
-            </w:tcBorders>
-          </w:tcPr>
-          <w:p>
-            <w:pPr>
-              <w:spacing w:before="0" w:after="0" w:line="276" w:lineRule="auto"/>
-              <w:ind w:firstLine="0"/>
-              <w:jc w:val="left"/>
-            </w:pPr>
-            <w:r/>
-            <w:r>
-              <w:rPr>
-                <w:rFonts w:ascii="Times New Roman" w:hAnsi="Times New Roman" w:eastAsia="楷体"/>
-                <w:b w:val="0"/>
-                <w:color w:val="000000"/>
-                <w:sz w:val="18"/>
-              </w:rPr>
-              <w:t>辽源市</w:t>
-            </w:r>
-          </w:p>
-        </w:tc>
-        <w:tc>
-          <w:tcPr>
-            <w:tcW w:type="dxa" w:w="1344"/>
-            <w:vAlign w:val="center"/>
-            <w:tcBorders>
-              <w:top w:val="single" w:sz="4" w:color="A6A6A6"/>
-              <w:left w:val="single" w:sz="4" w:color="A6A6A6"/>
-              <w:bottom w:val="single" w:sz="4" w:color="A6A6A6"/>
-              <w:right w:val="single" w:sz="4" w:color="A6A6A6"/>
-            </w:tcBorders>
-          </w:tcPr>
-          <w:p>
-            <w:pPr>
-              <w:spacing w:before="0" w:after="0" w:line="276" w:lineRule="auto"/>
-              <w:ind w:firstLine="0"/>
-              <w:jc w:val="center"/>
-            </w:pPr>
-            <w:r/>
-            <w:r>
-              <w:rPr>
-                <w:rFonts w:ascii="Times New Roman" w:hAnsi="Times New Roman" w:eastAsia="楷体"/>
-                <w:b w:val="0"/>
-                <w:color w:val="000000"/>
-                <w:sz w:val="18"/>
-              </w:rPr>
-              <w:t>547.09</w:t>
+              <w:t>3,398.86</w:t>
             </w:r>
           </w:p>
         </w:tc>
@@ -2147,7 +1327,7 @@
                 <w:color w:val="000000"/>
                 <w:sz w:val="18"/>
               </w:rPr>
-              <w:t>31.77</w:t>
+              <w:t>209.31</w:t>
             </w:r>
           </w:p>
         </w:tc>
@@ -2181,6 +1361,1646 @@
           </w:p>
         </w:tc>
       </w:tr>
+      <w:tr>
+        <w:tc>
+          <w:tcPr>
+            <w:tcW w:type="dxa" w:w="1344"/>
+            <w:vAlign w:val="center"/>
+            <w:tcBorders>
+              <w:top w:val="single" w:sz="4" w:color="A6A6A6"/>
+              <w:left w:val="single" w:sz="4" w:color="A6A6A6"/>
+              <w:bottom w:val="single" w:sz="4" w:color="A6A6A6"/>
+              <w:right w:val="single" w:sz="4" w:color="A6A6A6"/>
+            </w:tcBorders>
+          </w:tcPr>
+          <w:p>
+            <w:pPr>
+              <w:spacing w:before="0" w:after="0" w:line="276" w:lineRule="auto"/>
+              <w:ind w:firstLine="0"/>
+              <w:jc w:val="left"/>
+            </w:pPr>
+            <w:r/>
+            <w:r>
+              <w:rPr>
+                <w:rFonts w:ascii="Times New Roman" w:hAnsi="Times New Roman" w:eastAsia="楷体"/>
+                <w:b w:val="0"/>
+                <w:color w:val="000000"/>
+                <w:sz w:val="18"/>
+              </w:rPr>
+              <w:t>黄冈市</w:t>
+            </w:r>
+          </w:p>
+        </w:tc>
+        <w:tc>
+          <w:tcPr>
+            <w:tcW w:type="dxa" w:w="1344"/>
+            <w:vAlign w:val="center"/>
+            <w:tcBorders>
+              <w:top w:val="single" w:sz="4" w:color="A6A6A6"/>
+              <w:left w:val="single" w:sz="4" w:color="A6A6A6"/>
+              <w:bottom w:val="single" w:sz="4" w:color="A6A6A6"/>
+              <w:right w:val="single" w:sz="4" w:color="A6A6A6"/>
+            </w:tcBorders>
+          </w:tcPr>
+          <w:p>
+            <w:pPr>
+              <w:spacing w:before="0" w:after="0" w:line="276" w:lineRule="auto"/>
+              <w:ind w:firstLine="0"/>
+              <w:jc w:val="center"/>
+            </w:pPr>
+            <w:r/>
+            <w:r>
+              <w:rPr>
+                <w:rFonts w:ascii="Times New Roman" w:hAnsi="Times New Roman" w:eastAsia="楷体"/>
+                <w:b w:val="0"/>
+                <w:color w:val="000000"/>
+                <w:sz w:val="18"/>
+              </w:rPr>
+              <w:t>3,303.59</w:t>
+            </w:r>
+          </w:p>
+        </w:tc>
+        <w:tc>
+          <w:tcPr>
+            <w:tcW w:type="dxa" w:w="1344"/>
+            <w:vAlign w:val="center"/>
+            <w:tcBorders>
+              <w:top w:val="single" w:sz="4" w:color="A6A6A6"/>
+              <w:left w:val="single" w:sz="4" w:color="A6A6A6"/>
+              <w:bottom w:val="single" w:sz="4" w:color="A6A6A6"/>
+              <w:right w:val="single" w:sz="4" w:color="A6A6A6"/>
+            </w:tcBorders>
+          </w:tcPr>
+          <w:p>
+            <w:pPr>
+              <w:spacing w:before="0" w:after="0" w:line="276" w:lineRule="auto"/>
+              <w:ind w:firstLine="0"/>
+              <w:jc w:val="center"/>
+            </w:pPr>
+            <w:r/>
+            <w:r>
+              <w:rPr>
+                <w:rFonts w:ascii="Times New Roman" w:hAnsi="Times New Roman" w:eastAsia="楷体"/>
+                <w:b w:val="0"/>
+                <w:color w:val="000000"/>
+                <w:sz w:val="18"/>
+              </w:rPr>
+              <w:t>5.75</w:t>
+            </w:r>
+          </w:p>
+        </w:tc>
+        <w:tc>
+          <w:tcPr>
+            <w:tcW w:type="dxa" w:w="1344"/>
+            <w:vAlign w:val="center"/>
+            <w:tcBorders>
+              <w:top w:val="single" w:sz="4" w:color="A6A6A6"/>
+              <w:left w:val="single" w:sz="4" w:color="A6A6A6"/>
+              <w:bottom w:val="single" w:sz="4" w:color="A6A6A6"/>
+              <w:right w:val="single" w:sz="4" w:color="A6A6A6"/>
+            </w:tcBorders>
+          </w:tcPr>
+          <w:p>
+            <w:pPr>
+              <w:spacing w:before="0" w:after="0" w:line="276" w:lineRule="auto"/>
+              <w:ind w:firstLine="0"/>
+              <w:jc w:val="center"/>
+            </w:pPr>
+            <w:r/>
+            <w:r>
+              <w:rPr>
+                <w:rFonts w:ascii="Times New Roman" w:hAnsi="Times New Roman" w:eastAsia="楷体"/>
+                <w:b w:val="0"/>
+                <w:color w:val="000000"/>
+                <w:sz w:val="18"/>
+              </w:rPr>
+              <w:t>5.10%</w:t>
+            </w:r>
+          </w:p>
+        </w:tc>
+        <w:tc>
+          <w:tcPr>
+            <w:tcW w:type="dxa" w:w="1344"/>
+            <w:vAlign w:val="center"/>
+            <w:tcBorders>
+              <w:top w:val="single" w:sz="4" w:color="A6A6A6"/>
+              <w:left w:val="single" w:sz="4" w:color="A6A6A6"/>
+              <w:bottom w:val="single" w:sz="4" w:color="A6A6A6"/>
+              <w:right w:val="single" w:sz="4" w:color="A6A6A6"/>
+            </w:tcBorders>
+          </w:tcPr>
+          <w:p>
+            <w:pPr>
+              <w:spacing w:before="0" w:after="0" w:line="276" w:lineRule="auto"/>
+              <w:ind w:firstLine="0"/>
+              <w:jc w:val="center"/>
+            </w:pPr>
+            <w:r/>
+            <w:r>
+              <w:rPr>
+                <w:rFonts w:ascii="Times New Roman" w:hAnsi="Times New Roman" w:eastAsia="楷体"/>
+                <w:b w:val="0"/>
+                <w:color w:val="000000"/>
+                <w:sz w:val="18"/>
+              </w:rPr>
+              <w:t>17.5:32.3:50.2</w:t>
+            </w:r>
+          </w:p>
+        </w:tc>
+        <w:tc>
+          <w:tcPr>
+            <w:tcW w:type="dxa" w:w="1344"/>
+            <w:vAlign w:val="center"/>
+            <w:tcBorders>
+              <w:top w:val="single" w:sz="4" w:color="A6A6A6"/>
+              <w:left w:val="single" w:sz="4" w:color="A6A6A6"/>
+              <w:bottom w:val="single" w:sz="4" w:color="A6A6A6"/>
+              <w:right w:val="single" w:sz="4" w:color="A6A6A6"/>
+            </w:tcBorders>
+          </w:tcPr>
+          <w:p>
+            <w:pPr>
+              <w:spacing w:before="0" w:after="0" w:line="276" w:lineRule="auto"/>
+              <w:ind w:firstLine="0"/>
+              <w:jc w:val="center"/>
+            </w:pPr>
+            <w:r/>
+            <w:r>
+              <w:rPr>
+                <w:rFonts w:ascii="Times New Roman" w:hAnsi="Times New Roman" w:eastAsia="楷体"/>
+                <w:b w:val="0"/>
+                <w:color w:val="000000"/>
+                <w:sz w:val="18"/>
+              </w:rPr>
+              <w:t>205.60</w:t>
+            </w:r>
+          </w:p>
+        </w:tc>
+        <w:tc>
+          <w:tcPr>
+            <w:tcW w:type="dxa" w:w="1344"/>
+            <w:vAlign w:val="center"/>
+            <w:tcBorders>
+              <w:top w:val="single" w:sz="4" w:color="A6A6A6"/>
+              <w:left w:val="single" w:sz="4" w:color="A6A6A6"/>
+              <w:bottom w:val="single" w:sz="4" w:color="A6A6A6"/>
+              <w:right w:val="single" w:sz="4" w:color="A6A6A6"/>
+            </w:tcBorders>
+          </w:tcPr>
+          <w:p>
+            <w:pPr>
+              <w:spacing w:before="0" w:after="0" w:line="276" w:lineRule="auto"/>
+              <w:ind w:firstLine="0"/>
+              <w:jc w:val="center"/>
+            </w:pPr>
+            <w:r/>
+            <w:r>
+              <w:rPr>
+                <w:rFonts w:ascii="Times New Roman" w:hAnsi="Times New Roman" w:eastAsia="楷体"/>
+                <w:b w:val="0"/>
+                <w:color w:val="000000"/>
+                <w:sz w:val="18"/>
+              </w:rPr>
+              <w:t>575.00</w:t>
+            </w:r>
+          </w:p>
+        </w:tc>
+      </w:tr>
+      <w:tr>
+        <w:tc>
+          <w:tcPr>
+            <w:tcW w:type="dxa" w:w="1344"/>
+            <w:vAlign w:val="center"/>
+            <w:tcBorders>
+              <w:top w:val="single" w:sz="4" w:color="A6A6A6"/>
+              <w:left w:val="single" w:sz="4" w:color="A6A6A6"/>
+              <w:bottom w:val="single" w:sz="4" w:color="A6A6A6"/>
+              <w:right w:val="single" w:sz="4" w:color="A6A6A6"/>
+            </w:tcBorders>
+          </w:tcPr>
+          <w:p>
+            <w:pPr>
+              <w:spacing w:before="0" w:after="0" w:line="276" w:lineRule="auto"/>
+              <w:ind w:firstLine="0"/>
+              <w:jc w:val="left"/>
+            </w:pPr>
+            <w:r/>
+            <w:r>
+              <w:rPr>
+                <w:rFonts w:ascii="Times New Roman" w:hAnsi="Times New Roman" w:eastAsia="楷体"/>
+                <w:b w:val="0"/>
+                <w:color w:val="000000"/>
+                <w:sz w:val="18"/>
+              </w:rPr>
+              <w:t>十堰市</w:t>
+            </w:r>
+          </w:p>
+        </w:tc>
+        <w:tc>
+          <w:tcPr>
+            <w:tcW w:type="dxa" w:w="1344"/>
+            <w:vAlign w:val="center"/>
+            <w:tcBorders>
+              <w:top w:val="single" w:sz="4" w:color="A6A6A6"/>
+              <w:left w:val="single" w:sz="4" w:color="A6A6A6"/>
+              <w:bottom w:val="single" w:sz="4" w:color="A6A6A6"/>
+              <w:right w:val="single" w:sz="4" w:color="A6A6A6"/>
+            </w:tcBorders>
+          </w:tcPr>
+          <w:p>
+            <w:pPr>
+              <w:spacing w:before="0" w:after="0" w:line="276" w:lineRule="auto"/>
+              <w:ind w:firstLine="0"/>
+              <w:jc w:val="center"/>
+            </w:pPr>
+            <w:r/>
+            <w:r>
+              <w:rPr>
+                <w:rFonts w:ascii="Times New Roman" w:hAnsi="Times New Roman" w:eastAsia="楷体"/>
+                <w:b w:val="0"/>
+                <w:color w:val="000000"/>
+                <w:sz w:val="18"/>
+              </w:rPr>
+              <w:t>2,704.80</w:t>
+            </w:r>
+          </w:p>
+        </w:tc>
+        <w:tc>
+          <w:tcPr>
+            <w:tcW w:type="dxa" w:w="1344"/>
+            <w:vAlign w:val="center"/>
+            <w:tcBorders>
+              <w:top w:val="single" w:sz="4" w:color="A6A6A6"/>
+              <w:left w:val="single" w:sz="4" w:color="A6A6A6"/>
+              <w:bottom w:val="single" w:sz="4" w:color="A6A6A6"/>
+              <w:right w:val="single" w:sz="4" w:color="A6A6A6"/>
+            </w:tcBorders>
+          </w:tcPr>
+          <w:p>
+            <w:pPr>
+              <w:spacing w:before="0" w:after="0" w:line="276" w:lineRule="auto"/>
+              <w:ind w:firstLine="0"/>
+              <w:jc w:val="center"/>
+            </w:pPr>
+            <w:r/>
+            <w:r>
+              <w:rPr>
+                <w:rFonts w:ascii="Times New Roman" w:hAnsi="Times New Roman" w:eastAsia="楷体"/>
+                <w:b w:val="0"/>
+                <w:color w:val="000000"/>
+                <w:sz w:val="18"/>
+              </w:rPr>
+              <w:t>8.63</w:t>
+            </w:r>
+          </w:p>
+        </w:tc>
+        <w:tc>
+          <w:tcPr>
+            <w:tcW w:type="dxa" w:w="1344"/>
+            <w:vAlign w:val="center"/>
+            <w:tcBorders>
+              <w:top w:val="single" w:sz="4" w:color="A6A6A6"/>
+              <w:left w:val="single" w:sz="4" w:color="A6A6A6"/>
+              <w:bottom w:val="single" w:sz="4" w:color="A6A6A6"/>
+              <w:right w:val="single" w:sz="4" w:color="A6A6A6"/>
+            </w:tcBorders>
+          </w:tcPr>
+          <w:p>
+            <w:pPr>
+              <w:spacing w:before="0" w:after="0" w:line="276" w:lineRule="auto"/>
+              <w:ind w:firstLine="0"/>
+              <w:jc w:val="center"/>
+            </w:pPr>
+            <w:r/>
+            <w:r>
+              <w:rPr>
+                <w:rFonts w:ascii="Times New Roman" w:hAnsi="Times New Roman" w:eastAsia="楷体"/>
+                <w:b w:val="0"/>
+                <w:color w:val="000000"/>
+                <w:sz w:val="18"/>
+              </w:rPr>
+              <w:t>6.40%</w:t>
+            </w:r>
+          </w:p>
+        </w:tc>
+        <w:tc>
+          <w:tcPr>
+            <w:tcW w:type="dxa" w:w="1344"/>
+            <w:vAlign w:val="center"/>
+            <w:tcBorders>
+              <w:top w:val="single" w:sz="4" w:color="A6A6A6"/>
+              <w:left w:val="single" w:sz="4" w:color="A6A6A6"/>
+              <w:bottom w:val="single" w:sz="4" w:color="A6A6A6"/>
+              <w:right w:val="single" w:sz="4" w:color="A6A6A6"/>
+            </w:tcBorders>
+          </w:tcPr>
+          <w:p>
+            <w:pPr>
+              <w:spacing w:before="0" w:after="0" w:line="276" w:lineRule="auto"/>
+              <w:ind w:firstLine="0"/>
+              <w:jc w:val="center"/>
+            </w:pPr>
+            <w:r/>
+            <w:r>
+              <w:rPr>
+                <w:rFonts w:ascii="Times New Roman" w:hAnsi="Times New Roman" w:eastAsia="楷体"/>
+                <w:b w:val="0"/>
+                <w:color w:val="000000"/>
+                <w:sz w:val="18"/>
+              </w:rPr>
+              <w:t>9:36.2:54.8</w:t>
+            </w:r>
+          </w:p>
+        </w:tc>
+        <w:tc>
+          <w:tcPr>
+            <w:tcW w:type="dxa" w:w="1344"/>
+            <w:vAlign w:val="center"/>
+            <w:tcBorders>
+              <w:top w:val="single" w:sz="4" w:color="A6A6A6"/>
+              <w:left w:val="single" w:sz="4" w:color="A6A6A6"/>
+              <w:bottom w:val="single" w:sz="4" w:color="A6A6A6"/>
+              <w:right w:val="single" w:sz="4" w:color="A6A6A6"/>
+            </w:tcBorders>
+          </w:tcPr>
+          <w:p>
+            <w:pPr>
+              <w:spacing w:before="0" w:after="0" w:line="276" w:lineRule="auto"/>
+              <w:ind w:firstLine="0"/>
+              <w:jc w:val="center"/>
+            </w:pPr>
+            <w:r/>
+            <w:r>
+              <w:rPr>
+                <w:rFonts w:ascii="Times New Roman" w:hAnsi="Times New Roman" w:eastAsia="楷体"/>
+                <w:b w:val="0"/>
+                <w:color w:val="000000"/>
+                <w:sz w:val="18"/>
+              </w:rPr>
+              <w:t>168.18</w:t>
+            </w:r>
+          </w:p>
+        </w:tc>
+        <w:tc>
+          <w:tcPr>
+            <w:tcW w:type="dxa" w:w="1344"/>
+            <w:vAlign w:val="center"/>
+            <w:tcBorders>
+              <w:top w:val="single" w:sz="4" w:color="A6A6A6"/>
+              <w:left w:val="single" w:sz="4" w:color="A6A6A6"/>
+              <w:bottom w:val="single" w:sz="4" w:color="A6A6A6"/>
+              <w:right w:val="single" w:sz="4" w:color="A6A6A6"/>
+            </w:tcBorders>
+          </w:tcPr>
+          <w:p>
+            <w:pPr>
+              <w:spacing w:before="0" w:after="0" w:line="276" w:lineRule="auto"/>
+              <w:ind w:firstLine="0"/>
+              <w:jc w:val="center"/>
+            </w:pPr>
+            <w:r/>
+            <w:r>
+              <w:rPr>
+                <w:rFonts w:ascii="Times New Roman" w:hAnsi="Times New Roman" w:eastAsia="楷体"/>
+                <w:b w:val="0"/>
+                <w:color w:val="000000"/>
+                <w:sz w:val="18"/>
+              </w:rPr>
+              <w:t>312.45</w:t>
+            </w:r>
+          </w:p>
+        </w:tc>
+      </w:tr>
+      <w:tr>
+        <w:tc>
+          <w:tcPr>
+            <w:tcW w:type="dxa" w:w="1344"/>
+            <w:vAlign w:val="center"/>
+            <w:tcBorders>
+              <w:top w:val="single" w:sz="4" w:color="A6A6A6"/>
+              <w:left w:val="single" w:sz="4" w:color="A6A6A6"/>
+              <w:bottom w:val="single" w:sz="4" w:color="A6A6A6"/>
+              <w:right w:val="single" w:sz="4" w:color="A6A6A6"/>
+            </w:tcBorders>
+          </w:tcPr>
+          <w:p>
+            <w:pPr>
+              <w:spacing w:before="0" w:after="0" w:line="276" w:lineRule="auto"/>
+              <w:ind w:firstLine="0"/>
+              <w:jc w:val="left"/>
+            </w:pPr>
+            <w:r/>
+            <w:r>
+              <w:rPr>
+                <w:rFonts w:ascii="Times New Roman" w:hAnsi="Times New Roman" w:eastAsia="楷体"/>
+                <w:b w:val="0"/>
+                <w:color w:val="000000"/>
+                <w:sz w:val="18"/>
+              </w:rPr>
+              <w:t>荆门市</w:t>
+            </w:r>
+          </w:p>
+        </w:tc>
+        <w:tc>
+          <w:tcPr>
+            <w:tcW w:type="dxa" w:w="1344"/>
+            <w:vAlign w:val="center"/>
+            <w:tcBorders>
+              <w:top w:val="single" w:sz="4" w:color="A6A6A6"/>
+              <w:left w:val="single" w:sz="4" w:color="A6A6A6"/>
+              <w:bottom w:val="single" w:sz="4" w:color="A6A6A6"/>
+              <w:right w:val="single" w:sz="4" w:color="A6A6A6"/>
+            </w:tcBorders>
+          </w:tcPr>
+          <w:p>
+            <w:pPr>
+              <w:spacing w:before="0" w:after="0" w:line="276" w:lineRule="auto"/>
+              <w:ind w:firstLine="0"/>
+              <w:jc w:val="center"/>
+            </w:pPr>
+            <w:r/>
+            <w:r>
+              <w:rPr>
+                <w:rFonts w:ascii="Times New Roman" w:hAnsi="Times New Roman" w:eastAsia="楷体"/>
+                <w:b w:val="0"/>
+                <w:color w:val="000000"/>
+                <w:sz w:val="18"/>
+              </w:rPr>
+              <w:t>2,602.26</w:t>
+            </w:r>
+          </w:p>
+        </w:tc>
+        <w:tc>
+          <w:tcPr>
+            <w:tcW w:type="dxa" w:w="1344"/>
+            <w:vAlign w:val="center"/>
+            <w:tcBorders>
+              <w:top w:val="single" w:sz="4" w:color="A6A6A6"/>
+              <w:left w:val="single" w:sz="4" w:color="A6A6A6"/>
+              <w:bottom w:val="single" w:sz="4" w:color="A6A6A6"/>
+              <w:right w:val="single" w:sz="4" w:color="A6A6A6"/>
+            </w:tcBorders>
+          </w:tcPr>
+          <w:p>
+            <w:pPr>
+              <w:spacing w:before="0" w:after="0" w:line="276" w:lineRule="auto"/>
+              <w:ind w:firstLine="0"/>
+              <w:jc w:val="center"/>
+            </w:pPr>
+            <w:r/>
+            <w:r>
+              <w:rPr>
+                <w:rFonts w:ascii="Times New Roman" w:hAnsi="Times New Roman" w:eastAsia="楷体"/>
+                <w:b w:val="0"/>
+                <w:color w:val="000000"/>
+                <w:sz w:val="18"/>
+              </w:rPr>
+              <w:t>10.23</w:t>
+            </w:r>
+          </w:p>
+        </w:tc>
+        <w:tc>
+          <w:tcPr>
+            <w:tcW w:type="dxa" w:w="1344"/>
+            <w:vAlign w:val="center"/>
+            <w:tcBorders>
+              <w:top w:val="single" w:sz="4" w:color="A6A6A6"/>
+              <w:left w:val="single" w:sz="4" w:color="A6A6A6"/>
+              <w:bottom w:val="single" w:sz="4" w:color="A6A6A6"/>
+              <w:right w:val="single" w:sz="4" w:color="A6A6A6"/>
+            </w:tcBorders>
+          </w:tcPr>
+          <w:p>
+            <w:pPr>
+              <w:spacing w:before="0" w:after="0" w:line="276" w:lineRule="auto"/>
+              <w:ind w:firstLine="0"/>
+              <w:jc w:val="center"/>
+            </w:pPr>
+            <w:r/>
+            <w:r>
+              <w:rPr>
+                <w:rFonts w:ascii="Times New Roman" w:hAnsi="Times New Roman" w:eastAsia="楷体"/>
+                <w:b w:val="0"/>
+                <w:color w:val="000000"/>
+                <w:sz w:val="18"/>
+              </w:rPr>
+              <w:t>6.20%</w:t>
+            </w:r>
+          </w:p>
+        </w:tc>
+        <w:tc>
+          <w:tcPr>
+            <w:tcW w:type="dxa" w:w="1344"/>
+            <w:vAlign w:val="center"/>
+            <w:tcBorders>
+              <w:top w:val="single" w:sz="4" w:color="A6A6A6"/>
+              <w:left w:val="single" w:sz="4" w:color="A6A6A6"/>
+              <w:bottom w:val="single" w:sz="4" w:color="A6A6A6"/>
+              <w:right w:val="single" w:sz="4" w:color="A6A6A6"/>
+            </w:tcBorders>
+          </w:tcPr>
+          <w:p>
+            <w:pPr>
+              <w:spacing w:before="0" w:after="0" w:line="276" w:lineRule="auto"/>
+              <w:ind w:firstLine="0"/>
+              <w:jc w:val="center"/>
+            </w:pPr>
+            <w:r/>
+            <w:r>
+              <w:rPr>
+                <w:rFonts w:ascii="Times New Roman" w:hAnsi="Times New Roman" w:eastAsia="楷体"/>
+                <w:b w:val="0"/>
+                <w:color w:val="000000"/>
+                <w:sz w:val="18"/>
+              </w:rPr>
+              <w:t xml:space="preserve"> </w:t>
+            </w:r>
+          </w:p>
+        </w:tc>
+        <w:tc>
+          <w:tcPr>
+            <w:tcW w:type="dxa" w:w="1344"/>
+            <w:vAlign w:val="center"/>
+            <w:tcBorders>
+              <w:top w:val="single" w:sz="4" w:color="A6A6A6"/>
+              <w:left w:val="single" w:sz="4" w:color="A6A6A6"/>
+              <w:bottom w:val="single" w:sz="4" w:color="A6A6A6"/>
+              <w:right w:val="single" w:sz="4" w:color="A6A6A6"/>
+            </w:tcBorders>
+          </w:tcPr>
+          <w:p>
+            <w:pPr>
+              <w:spacing w:before="0" w:after="0" w:line="276" w:lineRule="auto"/>
+              <w:ind w:firstLine="0"/>
+              <w:jc w:val="center"/>
+            </w:pPr>
+            <w:r/>
+            <w:r>
+              <w:rPr>
+                <w:rFonts w:ascii="Times New Roman" w:hAnsi="Times New Roman" w:eastAsia="楷体"/>
+                <w:b w:val="0"/>
+                <w:color w:val="000000"/>
+                <w:sz w:val="18"/>
+              </w:rPr>
+              <w:t>145.31</w:t>
+            </w:r>
+          </w:p>
+        </w:tc>
+        <w:tc>
+          <w:tcPr>
+            <w:tcW w:type="dxa" w:w="1344"/>
+            <w:vAlign w:val="center"/>
+            <w:tcBorders>
+              <w:top w:val="single" w:sz="4" w:color="A6A6A6"/>
+              <w:left w:val="single" w:sz="4" w:color="A6A6A6"/>
+              <w:bottom w:val="single" w:sz="4" w:color="A6A6A6"/>
+              <w:right w:val="single" w:sz="4" w:color="A6A6A6"/>
+            </w:tcBorders>
+          </w:tcPr>
+          <w:p>
+            <w:pPr>
+              <w:spacing w:before="0" w:after="0" w:line="276" w:lineRule="auto"/>
+              <w:ind w:firstLine="0"/>
+              <w:jc w:val="center"/>
+            </w:pPr>
+            <w:r/>
+            <w:r>
+              <w:rPr>
+                <w:rFonts w:ascii="Times New Roman" w:hAnsi="Times New Roman" w:eastAsia="楷体"/>
+                <w:b w:val="0"/>
+                <w:color w:val="000000"/>
+                <w:sz w:val="18"/>
+              </w:rPr>
+              <w:t>253.43</w:t>
+            </w:r>
+          </w:p>
+        </w:tc>
+      </w:tr>
+      <w:tr>
+        <w:tc>
+          <w:tcPr>
+            <w:tcW w:type="dxa" w:w="1344"/>
+            <w:vAlign w:val="center"/>
+            <w:tcBorders>
+              <w:top w:val="single" w:sz="4" w:color="A6A6A6"/>
+              <w:left w:val="single" w:sz="4" w:color="A6A6A6"/>
+              <w:bottom w:val="single" w:sz="4" w:color="A6A6A6"/>
+              <w:right w:val="single" w:sz="4" w:color="A6A6A6"/>
+            </w:tcBorders>
+          </w:tcPr>
+          <w:p>
+            <w:pPr>
+              <w:spacing w:before="0" w:after="0" w:line="276" w:lineRule="auto"/>
+              <w:ind w:firstLine="0"/>
+              <w:jc w:val="left"/>
+            </w:pPr>
+            <w:r/>
+            <w:r>
+              <w:rPr>
+                <w:rFonts w:ascii="Times New Roman" w:hAnsi="Times New Roman" w:eastAsia="楷体"/>
+                <w:b w:val="0"/>
+                <w:color w:val="000000"/>
+                <w:sz w:val="18"/>
+              </w:rPr>
+              <w:t>黄石市</w:t>
+            </w:r>
+          </w:p>
+        </w:tc>
+        <w:tc>
+          <w:tcPr>
+            <w:tcW w:type="dxa" w:w="1344"/>
+            <w:vAlign w:val="center"/>
+            <w:tcBorders>
+              <w:top w:val="single" w:sz="4" w:color="A6A6A6"/>
+              <w:left w:val="single" w:sz="4" w:color="A6A6A6"/>
+              <w:bottom w:val="single" w:sz="4" w:color="A6A6A6"/>
+              <w:right w:val="single" w:sz="4" w:color="A6A6A6"/>
+            </w:tcBorders>
+          </w:tcPr>
+          <w:p>
+            <w:pPr>
+              <w:spacing w:before="0" w:after="0" w:line="276" w:lineRule="auto"/>
+              <w:ind w:firstLine="0"/>
+              <w:jc w:val="center"/>
+            </w:pPr>
+            <w:r/>
+            <w:r>
+              <w:rPr>
+                <w:rFonts w:ascii="Times New Roman" w:hAnsi="Times New Roman" w:eastAsia="楷体"/>
+                <w:b w:val="0"/>
+                <w:color w:val="000000"/>
+                <w:sz w:val="18"/>
+              </w:rPr>
+              <w:t>2,430.28</w:t>
+            </w:r>
+          </w:p>
+        </w:tc>
+        <w:tc>
+          <w:tcPr>
+            <w:tcW w:type="dxa" w:w="1344"/>
+            <w:vAlign w:val="center"/>
+            <w:tcBorders>
+              <w:top w:val="single" w:sz="4" w:color="A6A6A6"/>
+              <w:left w:val="single" w:sz="4" w:color="A6A6A6"/>
+              <w:bottom w:val="single" w:sz="4" w:color="A6A6A6"/>
+              <w:right w:val="single" w:sz="4" w:color="A6A6A6"/>
+            </w:tcBorders>
+          </w:tcPr>
+          <w:p>
+            <w:pPr>
+              <w:spacing w:before="0" w:after="0" w:line="276" w:lineRule="auto"/>
+              <w:ind w:firstLine="0"/>
+              <w:jc w:val="center"/>
+            </w:pPr>
+            <w:r/>
+            <w:r>
+              <w:rPr>
+                <w:rFonts w:ascii="Times New Roman" w:hAnsi="Times New Roman" w:eastAsia="楷体"/>
+                <w:b w:val="0"/>
+                <w:color w:val="000000"/>
+                <w:sz w:val="18"/>
+              </w:rPr>
+              <w:t>—</w:t>
+            </w:r>
+          </w:p>
+        </w:tc>
+        <w:tc>
+          <w:tcPr>
+            <w:tcW w:type="dxa" w:w="1344"/>
+            <w:vAlign w:val="center"/>
+            <w:tcBorders>
+              <w:top w:val="single" w:sz="4" w:color="A6A6A6"/>
+              <w:left w:val="single" w:sz="4" w:color="A6A6A6"/>
+              <w:bottom w:val="single" w:sz="4" w:color="A6A6A6"/>
+              <w:right w:val="single" w:sz="4" w:color="A6A6A6"/>
+            </w:tcBorders>
+          </w:tcPr>
+          <w:p>
+            <w:pPr>
+              <w:spacing w:before="0" w:after="0" w:line="276" w:lineRule="auto"/>
+              <w:ind w:firstLine="0"/>
+              <w:jc w:val="center"/>
+            </w:pPr>
+            <w:r/>
+            <w:r>
+              <w:rPr>
+                <w:rFonts w:ascii="Times New Roman" w:hAnsi="Times New Roman" w:eastAsia="楷体"/>
+                <w:b w:val="0"/>
+                <w:color w:val="000000"/>
+                <w:sz w:val="18"/>
+              </w:rPr>
+              <w:t>6.80%</w:t>
+            </w:r>
+          </w:p>
+        </w:tc>
+        <w:tc>
+          <w:tcPr>
+            <w:tcW w:type="dxa" w:w="1344"/>
+            <w:vAlign w:val="center"/>
+            <w:tcBorders>
+              <w:top w:val="single" w:sz="4" w:color="A6A6A6"/>
+              <w:left w:val="single" w:sz="4" w:color="A6A6A6"/>
+              <w:bottom w:val="single" w:sz="4" w:color="A6A6A6"/>
+              <w:right w:val="single" w:sz="4" w:color="A6A6A6"/>
+            </w:tcBorders>
+          </w:tcPr>
+          <w:p>
+            <w:pPr>
+              <w:spacing w:before="0" w:after="0" w:line="276" w:lineRule="auto"/>
+              <w:ind w:firstLine="0"/>
+              <w:jc w:val="center"/>
+            </w:pPr>
+            <w:r/>
+            <w:r>
+              <w:rPr>
+                <w:rFonts w:ascii="Times New Roman" w:hAnsi="Times New Roman" w:eastAsia="楷体"/>
+                <w:b w:val="0"/>
+                <w:color w:val="000000"/>
+                <w:sz w:val="18"/>
+              </w:rPr>
+              <w:t xml:space="preserve"> </w:t>
+            </w:r>
+          </w:p>
+        </w:tc>
+        <w:tc>
+          <w:tcPr>
+            <w:tcW w:type="dxa" w:w="1344"/>
+            <w:vAlign w:val="center"/>
+            <w:tcBorders>
+              <w:top w:val="single" w:sz="4" w:color="A6A6A6"/>
+              <w:left w:val="single" w:sz="4" w:color="A6A6A6"/>
+              <w:bottom w:val="single" w:sz="4" w:color="A6A6A6"/>
+              <w:right w:val="single" w:sz="4" w:color="A6A6A6"/>
+            </w:tcBorders>
+          </w:tcPr>
+          <w:p>
+            <w:pPr>
+              <w:spacing w:before="0" w:after="0" w:line="276" w:lineRule="auto"/>
+              <w:ind w:firstLine="0"/>
+              <w:jc w:val="center"/>
+            </w:pPr>
+            <w:r/>
+            <w:r>
+              <w:rPr>
+                <w:rFonts w:ascii="Times New Roman" w:hAnsi="Times New Roman" w:eastAsia="楷体"/>
+                <w:b w:val="0"/>
+                <w:color w:val="000000"/>
+                <w:sz w:val="18"/>
+              </w:rPr>
+              <w:t>213.50</w:t>
+            </w:r>
+          </w:p>
+        </w:tc>
+        <w:tc>
+          <w:tcPr>
+            <w:tcW w:type="dxa" w:w="1344"/>
+            <w:vAlign w:val="center"/>
+            <w:tcBorders>
+              <w:top w:val="single" w:sz="4" w:color="A6A6A6"/>
+              <w:left w:val="single" w:sz="4" w:color="A6A6A6"/>
+              <w:bottom w:val="single" w:sz="4" w:color="A6A6A6"/>
+              <w:right w:val="single" w:sz="4" w:color="A6A6A6"/>
+            </w:tcBorders>
+          </w:tcPr>
+          <w:p>
+            <w:pPr>
+              <w:spacing w:before="0" w:after="0" w:line="276" w:lineRule="auto"/>
+              <w:ind w:firstLine="0"/>
+              <w:jc w:val="center"/>
+            </w:pPr>
+            <w:r/>
+            <w:r>
+              <w:rPr>
+                <w:rFonts w:ascii="Times New Roman" w:hAnsi="Times New Roman" w:eastAsia="楷体"/>
+                <w:b w:val="0"/>
+                <w:color w:val="000000"/>
+                <w:sz w:val="18"/>
+              </w:rPr>
+              <w:t>—</w:t>
+            </w:r>
+          </w:p>
+        </w:tc>
+      </w:tr>
+      <w:tr>
+        <w:tc>
+          <w:tcPr>
+            <w:tcW w:type="dxa" w:w="1344"/>
+            <w:vAlign w:val="center"/>
+            <w:tcBorders>
+              <w:top w:val="single" w:sz="4" w:color="A6A6A6"/>
+              <w:left w:val="single" w:sz="4" w:color="A6A6A6"/>
+              <w:bottom w:val="single" w:sz="4" w:color="A6A6A6"/>
+              <w:right w:val="single" w:sz="4" w:color="A6A6A6"/>
+            </w:tcBorders>
+          </w:tcPr>
+          <w:p>
+            <w:pPr>
+              <w:spacing w:before="0" w:after="0" w:line="276" w:lineRule="auto"/>
+              <w:ind w:firstLine="0"/>
+              <w:jc w:val="left"/>
+            </w:pPr>
+            <w:r/>
+            <w:r>
+              <w:rPr>
+                <w:rFonts w:ascii="Times New Roman" w:hAnsi="Times New Roman" w:eastAsia="楷体"/>
+                <w:b w:val="0"/>
+                <w:color w:val="000000"/>
+                <w:sz w:val="18"/>
+              </w:rPr>
+              <w:t>咸宁市</w:t>
+            </w:r>
+          </w:p>
+        </w:tc>
+        <w:tc>
+          <w:tcPr>
+            <w:tcW w:type="dxa" w:w="1344"/>
+            <w:vAlign w:val="center"/>
+            <w:tcBorders>
+              <w:top w:val="single" w:sz="4" w:color="A6A6A6"/>
+              <w:left w:val="single" w:sz="4" w:color="A6A6A6"/>
+              <w:bottom w:val="single" w:sz="4" w:color="A6A6A6"/>
+              <w:right w:val="single" w:sz="4" w:color="A6A6A6"/>
+            </w:tcBorders>
+          </w:tcPr>
+          <w:p>
+            <w:pPr>
+              <w:spacing w:before="0" w:after="0" w:line="276" w:lineRule="auto"/>
+              <w:ind w:firstLine="0"/>
+              <w:jc w:val="center"/>
+            </w:pPr>
+            <w:r/>
+            <w:r>
+              <w:rPr>
+                <w:rFonts w:ascii="Times New Roman" w:hAnsi="Times New Roman" w:eastAsia="楷体"/>
+                <w:b w:val="0"/>
+                <w:color w:val="000000"/>
+                <w:sz w:val="18"/>
+              </w:rPr>
+              <w:t>2,033.31</w:t>
+            </w:r>
+          </w:p>
+        </w:tc>
+        <w:tc>
+          <w:tcPr>
+            <w:tcW w:type="dxa" w:w="1344"/>
+            <w:vAlign w:val="center"/>
+            <w:tcBorders>
+              <w:top w:val="single" w:sz="4" w:color="A6A6A6"/>
+              <w:left w:val="single" w:sz="4" w:color="A6A6A6"/>
+              <w:bottom w:val="single" w:sz="4" w:color="A6A6A6"/>
+              <w:right w:val="single" w:sz="4" w:color="A6A6A6"/>
+            </w:tcBorders>
+          </w:tcPr>
+          <w:p>
+            <w:pPr>
+              <w:spacing w:before="0" w:after="0" w:line="276" w:lineRule="auto"/>
+              <w:ind w:firstLine="0"/>
+              <w:jc w:val="center"/>
+            </w:pPr>
+            <w:r/>
+            <w:r>
+              <w:rPr>
+                <w:rFonts w:ascii="Times New Roman" w:hAnsi="Times New Roman" w:eastAsia="楷体"/>
+                <w:b w:val="0"/>
+                <w:color w:val="000000"/>
+                <w:sz w:val="18"/>
+              </w:rPr>
+              <w:t>7.84</w:t>
+            </w:r>
+          </w:p>
+        </w:tc>
+        <w:tc>
+          <w:tcPr>
+            <w:tcW w:type="dxa" w:w="1344"/>
+            <w:vAlign w:val="center"/>
+            <w:tcBorders>
+              <w:top w:val="single" w:sz="4" w:color="A6A6A6"/>
+              <w:left w:val="single" w:sz="4" w:color="A6A6A6"/>
+              <w:bottom w:val="single" w:sz="4" w:color="A6A6A6"/>
+              <w:right w:val="single" w:sz="4" w:color="A6A6A6"/>
+            </w:tcBorders>
+          </w:tcPr>
+          <w:p>
+            <w:pPr>
+              <w:spacing w:before="0" w:after="0" w:line="276" w:lineRule="auto"/>
+              <w:ind w:firstLine="0"/>
+              <w:jc w:val="center"/>
+            </w:pPr>
+            <w:r/>
+            <w:r>
+              <w:rPr>
+                <w:rFonts w:ascii="Times New Roman" w:hAnsi="Times New Roman" w:eastAsia="楷体"/>
+                <w:b w:val="0"/>
+                <w:color w:val="000000"/>
+                <w:sz w:val="18"/>
+              </w:rPr>
+              <w:t>6.20%</w:t>
+            </w:r>
+          </w:p>
+        </w:tc>
+        <w:tc>
+          <w:tcPr>
+            <w:tcW w:type="dxa" w:w="1344"/>
+            <w:vAlign w:val="center"/>
+            <w:tcBorders>
+              <w:top w:val="single" w:sz="4" w:color="A6A6A6"/>
+              <w:left w:val="single" w:sz="4" w:color="A6A6A6"/>
+              <w:bottom w:val="single" w:sz="4" w:color="A6A6A6"/>
+              <w:right w:val="single" w:sz="4" w:color="A6A6A6"/>
+            </w:tcBorders>
+          </w:tcPr>
+          <w:p>
+            <w:pPr>
+              <w:spacing w:before="0" w:after="0" w:line="276" w:lineRule="auto"/>
+              <w:ind w:firstLine="0"/>
+              <w:jc w:val="center"/>
+            </w:pPr>
+            <w:r/>
+            <w:r>
+              <w:rPr>
+                <w:rFonts w:ascii="Times New Roman" w:hAnsi="Times New Roman" w:eastAsia="楷体"/>
+                <w:b w:val="0"/>
+                <w:color w:val="000000"/>
+                <w:sz w:val="18"/>
+              </w:rPr>
+              <w:t>14.3:32.3:53.4</w:t>
+            </w:r>
+          </w:p>
+        </w:tc>
+        <w:tc>
+          <w:tcPr>
+            <w:tcW w:type="dxa" w:w="1344"/>
+            <w:vAlign w:val="center"/>
+            <w:tcBorders>
+              <w:top w:val="single" w:sz="4" w:color="A6A6A6"/>
+              <w:left w:val="single" w:sz="4" w:color="A6A6A6"/>
+              <w:bottom w:val="single" w:sz="4" w:color="A6A6A6"/>
+              <w:right w:val="single" w:sz="4" w:color="A6A6A6"/>
+            </w:tcBorders>
+          </w:tcPr>
+          <w:p>
+            <w:pPr>
+              <w:spacing w:before="0" w:after="0" w:line="276" w:lineRule="auto"/>
+              <w:ind w:firstLine="0"/>
+              <w:jc w:val="center"/>
+            </w:pPr>
+            <w:r/>
+            <w:r>
+              <w:rPr>
+                <w:rFonts w:ascii="Times New Roman" w:hAnsi="Times New Roman" w:eastAsia="楷体"/>
+                <w:b w:val="0"/>
+                <w:color w:val="000000"/>
+                <w:sz w:val="18"/>
+              </w:rPr>
+              <w:t>126.05</w:t>
+            </w:r>
+          </w:p>
+        </w:tc>
+        <w:tc>
+          <w:tcPr>
+            <w:tcW w:type="dxa" w:w="1344"/>
+            <w:vAlign w:val="center"/>
+            <w:tcBorders>
+              <w:top w:val="single" w:sz="4" w:color="A6A6A6"/>
+              <w:left w:val="single" w:sz="4" w:color="A6A6A6"/>
+              <w:bottom w:val="single" w:sz="4" w:color="A6A6A6"/>
+              <w:right w:val="single" w:sz="4" w:color="A6A6A6"/>
+            </w:tcBorders>
+          </w:tcPr>
+          <w:p>
+            <w:pPr>
+              <w:spacing w:before="0" w:after="0" w:line="276" w:lineRule="auto"/>
+              <w:ind w:firstLine="0"/>
+              <w:jc w:val="center"/>
+            </w:pPr>
+            <w:r/>
+            <w:r>
+              <w:rPr>
+                <w:rFonts w:ascii="Times New Roman" w:hAnsi="Times New Roman" w:eastAsia="楷体"/>
+                <w:b w:val="0"/>
+                <w:color w:val="000000"/>
+                <w:sz w:val="18"/>
+              </w:rPr>
+              <w:t>258.93</w:t>
+            </w:r>
+          </w:p>
+        </w:tc>
+      </w:tr>
+      <w:tr>
+        <w:tc>
+          <w:tcPr>
+            <w:tcW w:type="dxa" w:w="1344"/>
+            <w:vAlign w:val="center"/>
+            <w:tcBorders>
+              <w:top w:val="single" w:sz="4" w:color="A6A6A6"/>
+              <w:left w:val="single" w:sz="4" w:color="A6A6A6"/>
+              <w:bottom w:val="single" w:sz="4" w:color="A6A6A6"/>
+              <w:right w:val="single" w:sz="4" w:color="A6A6A6"/>
+            </w:tcBorders>
+          </w:tcPr>
+          <w:p>
+            <w:pPr>
+              <w:spacing w:before="0" w:after="0" w:line="276" w:lineRule="auto"/>
+              <w:ind w:firstLine="0"/>
+              <w:jc w:val="left"/>
+            </w:pPr>
+            <w:r/>
+            <w:r>
+              <w:rPr>
+                <w:rFonts w:ascii="Times New Roman" w:hAnsi="Times New Roman" w:eastAsia="楷体"/>
+                <w:b w:val="0"/>
+                <w:color w:val="000000"/>
+                <w:sz w:val="18"/>
+              </w:rPr>
+              <w:t>恩施土家族苗族自治州</w:t>
+            </w:r>
+          </w:p>
+        </w:tc>
+        <w:tc>
+          <w:tcPr>
+            <w:tcW w:type="dxa" w:w="1344"/>
+            <w:vAlign w:val="center"/>
+            <w:tcBorders>
+              <w:top w:val="single" w:sz="4" w:color="A6A6A6"/>
+              <w:left w:val="single" w:sz="4" w:color="A6A6A6"/>
+              <w:bottom w:val="single" w:sz="4" w:color="A6A6A6"/>
+              <w:right w:val="single" w:sz="4" w:color="A6A6A6"/>
+            </w:tcBorders>
+          </w:tcPr>
+          <w:p>
+            <w:pPr>
+              <w:spacing w:before="0" w:after="0" w:line="276" w:lineRule="auto"/>
+              <w:ind w:firstLine="0"/>
+              <w:jc w:val="center"/>
+            </w:pPr>
+            <w:r/>
+            <w:r>
+              <w:rPr>
+                <w:rFonts w:ascii="Times New Roman" w:hAnsi="Times New Roman" w:eastAsia="楷体"/>
+                <w:b w:val="0"/>
+                <w:color w:val="000000"/>
+                <w:sz w:val="18"/>
+              </w:rPr>
+              <w:t>1,741.97</w:t>
+            </w:r>
+          </w:p>
+        </w:tc>
+        <w:tc>
+          <w:tcPr>
+            <w:tcW w:type="dxa" w:w="1344"/>
+            <w:vAlign w:val="center"/>
+            <w:tcBorders>
+              <w:top w:val="single" w:sz="4" w:color="A6A6A6"/>
+              <w:left w:val="single" w:sz="4" w:color="A6A6A6"/>
+              <w:bottom w:val="single" w:sz="4" w:color="A6A6A6"/>
+              <w:right w:val="single" w:sz="4" w:color="A6A6A6"/>
+            </w:tcBorders>
+          </w:tcPr>
+          <w:p>
+            <w:pPr>
+              <w:spacing w:before="0" w:after="0" w:line="276" w:lineRule="auto"/>
+              <w:ind w:firstLine="0"/>
+              <w:jc w:val="center"/>
+            </w:pPr>
+            <w:r/>
+            <w:r>
+              <w:rPr>
+                <w:rFonts w:ascii="Times New Roman" w:hAnsi="Times New Roman" w:eastAsia="楷体"/>
+                <w:b w:val="0"/>
+                <w:color w:val="000000"/>
+                <w:sz w:val="18"/>
+              </w:rPr>
+              <w:t>5.18</w:t>
+            </w:r>
+          </w:p>
+        </w:tc>
+        <w:tc>
+          <w:tcPr>
+            <w:tcW w:type="dxa" w:w="1344"/>
+            <w:vAlign w:val="center"/>
+            <w:tcBorders>
+              <w:top w:val="single" w:sz="4" w:color="A6A6A6"/>
+              <w:left w:val="single" w:sz="4" w:color="A6A6A6"/>
+              <w:bottom w:val="single" w:sz="4" w:color="A6A6A6"/>
+              <w:right w:val="single" w:sz="4" w:color="A6A6A6"/>
+            </w:tcBorders>
+          </w:tcPr>
+          <w:p>
+            <w:pPr>
+              <w:spacing w:before="0" w:after="0" w:line="276" w:lineRule="auto"/>
+              <w:ind w:firstLine="0"/>
+              <w:jc w:val="center"/>
+            </w:pPr>
+            <w:r/>
+            <w:r>
+              <w:rPr>
+                <w:rFonts w:ascii="Times New Roman" w:hAnsi="Times New Roman" w:eastAsia="楷体"/>
+                <w:b w:val="0"/>
+                <w:color w:val="000000"/>
+                <w:sz w:val="18"/>
+              </w:rPr>
+              <w:t>5.70%</w:t>
+            </w:r>
+          </w:p>
+        </w:tc>
+        <w:tc>
+          <w:tcPr>
+            <w:tcW w:type="dxa" w:w="1344"/>
+            <w:vAlign w:val="center"/>
+            <w:tcBorders>
+              <w:top w:val="single" w:sz="4" w:color="A6A6A6"/>
+              <w:left w:val="single" w:sz="4" w:color="A6A6A6"/>
+              <w:bottom w:val="single" w:sz="4" w:color="A6A6A6"/>
+              <w:right w:val="single" w:sz="4" w:color="A6A6A6"/>
+            </w:tcBorders>
+          </w:tcPr>
+          <w:p>
+            <w:pPr>
+              <w:spacing w:before="0" w:after="0" w:line="276" w:lineRule="auto"/>
+              <w:ind w:firstLine="0"/>
+              <w:jc w:val="center"/>
+            </w:pPr>
+            <w:r/>
+            <w:r>
+              <w:rPr>
+                <w:rFonts w:ascii="Times New Roman" w:hAnsi="Times New Roman" w:eastAsia="楷体"/>
+                <w:b w:val="0"/>
+                <w:color w:val="000000"/>
+                <w:sz w:val="18"/>
+              </w:rPr>
+              <w:t>17.9:22.7:59.4</w:t>
+            </w:r>
+          </w:p>
+        </w:tc>
+        <w:tc>
+          <w:tcPr>
+            <w:tcW w:type="dxa" w:w="1344"/>
+            <w:vAlign w:val="center"/>
+            <w:tcBorders>
+              <w:top w:val="single" w:sz="4" w:color="A6A6A6"/>
+              <w:left w:val="single" w:sz="4" w:color="A6A6A6"/>
+              <w:bottom w:val="single" w:sz="4" w:color="A6A6A6"/>
+              <w:right w:val="single" w:sz="4" w:color="A6A6A6"/>
+            </w:tcBorders>
+          </w:tcPr>
+          <w:p>
+            <w:pPr>
+              <w:spacing w:before="0" w:after="0" w:line="276" w:lineRule="auto"/>
+              <w:ind w:firstLine="0"/>
+              <w:jc w:val="center"/>
+            </w:pPr>
+            <w:r/>
+            <w:r>
+              <w:rPr>
+                <w:rFonts w:ascii="Times New Roman" w:hAnsi="Times New Roman" w:eastAsia="楷体"/>
+                <w:b w:val="0"/>
+                <w:color w:val="000000"/>
+                <w:sz w:val="18"/>
+              </w:rPr>
+              <w:t>110.71</w:t>
+            </w:r>
+          </w:p>
+        </w:tc>
+        <w:tc>
+          <w:tcPr>
+            <w:tcW w:type="dxa" w:w="1344"/>
+            <w:vAlign w:val="center"/>
+            <w:tcBorders>
+              <w:top w:val="single" w:sz="4" w:color="A6A6A6"/>
+              <w:left w:val="single" w:sz="4" w:color="A6A6A6"/>
+              <w:bottom w:val="single" w:sz="4" w:color="A6A6A6"/>
+              <w:right w:val="single" w:sz="4" w:color="A6A6A6"/>
+            </w:tcBorders>
+          </w:tcPr>
+          <w:p>
+            <w:pPr>
+              <w:spacing w:before="0" w:after="0" w:line="276" w:lineRule="auto"/>
+              <w:ind w:firstLine="0"/>
+              <w:jc w:val="center"/>
+            </w:pPr>
+            <w:r/>
+            <w:r>
+              <w:rPr>
+                <w:rFonts w:ascii="Times New Roman" w:hAnsi="Times New Roman" w:eastAsia="楷体"/>
+                <w:b w:val="0"/>
+                <w:color w:val="000000"/>
+                <w:sz w:val="18"/>
+              </w:rPr>
+              <w:t>335.23</w:t>
+            </w:r>
+          </w:p>
+        </w:tc>
+      </w:tr>
+      <w:tr>
+        <w:tc>
+          <w:tcPr>
+            <w:tcW w:type="dxa" w:w="1344"/>
+            <w:vAlign w:val="center"/>
+            <w:tcBorders>
+              <w:top w:val="single" w:sz="4" w:color="A6A6A6"/>
+              <w:left w:val="single" w:sz="4" w:color="A6A6A6"/>
+              <w:bottom w:val="single" w:sz="4" w:color="A6A6A6"/>
+              <w:right w:val="single" w:sz="4" w:color="A6A6A6"/>
+            </w:tcBorders>
+          </w:tcPr>
+          <w:p>
+            <w:pPr>
+              <w:spacing w:before="0" w:after="0" w:line="276" w:lineRule="auto"/>
+              <w:ind w:firstLine="0"/>
+              <w:jc w:val="left"/>
+            </w:pPr>
+            <w:r/>
+            <w:r>
+              <w:rPr>
+                <w:rFonts w:ascii="Times New Roman" w:hAnsi="Times New Roman" w:eastAsia="楷体"/>
+                <w:b w:val="0"/>
+                <w:color w:val="000000"/>
+                <w:sz w:val="18"/>
+              </w:rPr>
+              <w:t>随州市</w:t>
+            </w:r>
+          </w:p>
+        </w:tc>
+        <w:tc>
+          <w:tcPr>
+            <w:tcW w:type="dxa" w:w="1344"/>
+            <w:vAlign w:val="center"/>
+            <w:tcBorders>
+              <w:top w:val="single" w:sz="4" w:color="A6A6A6"/>
+              <w:left w:val="single" w:sz="4" w:color="A6A6A6"/>
+              <w:bottom w:val="single" w:sz="4" w:color="A6A6A6"/>
+              <w:right w:val="single" w:sz="4" w:color="A6A6A6"/>
+            </w:tcBorders>
+          </w:tcPr>
+          <w:p>
+            <w:pPr>
+              <w:spacing w:before="0" w:after="0" w:line="276" w:lineRule="auto"/>
+              <w:ind w:firstLine="0"/>
+              <w:jc w:val="center"/>
+            </w:pPr>
+            <w:r/>
+            <w:r>
+              <w:rPr>
+                <w:rFonts w:ascii="Times New Roman" w:hAnsi="Times New Roman" w:eastAsia="楷体"/>
+                <w:b w:val="0"/>
+                <w:color w:val="000000"/>
+                <w:sz w:val="18"/>
+              </w:rPr>
+              <w:t>1,502.81</w:t>
+            </w:r>
+          </w:p>
+        </w:tc>
+        <w:tc>
+          <w:tcPr>
+            <w:tcW w:type="dxa" w:w="1344"/>
+            <w:vAlign w:val="center"/>
+            <w:tcBorders>
+              <w:top w:val="single" w:sz="4" w:color="A6A6A6"/>
+              <w:left w:val="single" w:sz="4" w:color="A6A6A6"/>
+              <w:bottom w:val="single" w:sz="4" w:color="A6A6A6"/>
+              <w:right w:val="single" w:sz="4" w:color="A6A6A6"/>
+            </w:tcBorders>
+          </w:tcPr>
+          <w:p>
+            <w:pPr>
+              <w:spacing w:before="0" w:after="0" w:line="276" w:lineRule="auto"/>
+              <w:ind w:firstLine="0"/>
+              <w:jc w:val="center"/>
+            </w:pPr>
+            <w:r/>
+            <w:r>
+              <w:rPr>
+                <w:rFonts w:ascii="Times New Roman" w:hAnsi="Times New Roman" w:eastAsia="楷体"/>
+                <w:b w:val="0"/>
+                <w:color w:val="000000"/>
+                <w:sz w:val="18"/>
+              </w:rPr>
+              <w:t>7.53</w:t>
+            </w:r>
+          </w:p>
+        </w:tc>
+        <w:tc>
+          <w:tcPr>
+            <w:tcW w:type="dxa" w:w="1344"/>
+            <w:vAlign w:val="center"/>
+            <w:tcBorders>
+              <w:top w:val="single" w:sz="4" w:color="A6A6A6"/>
+              <w:left w:val="single" w:sz="4" w:color="A6A6A6"/>
+              <w:bottom w:val="single" w:sz="4" w:color="A6A6A6"/>
+              <w:right w:val="single" w:sz="4" w:color="A6A6A6"/>
+            </w:tcBorders>
+          </w:tcPr>
+          <w:p>
+            <w:pPr>
+              <w:spacing w:before="0" w:after="0" w:line="276" w:lineRule="auto"/>
+              <w:ind w:firstLine="0"/>
+              <w:jc w:val="center"/>
+            </w:pPr>
+            <w:r/>
+            <w:r>
+              <w:rPr>
+                <w:rFonts w:ascii="Times New Roman" w:hAnsi="Times New Roman" w:eastAsia="楷体"/>
+                <w:b w:val="0"/>
+                <w:color w:val="000000"/>
+                <w:sz w:val="18"/>
+              </w:rPr>
+              <w:t>6.10%</w:t>
+            </w:r>
+          </w:p>
+        </w:tc>
+        <w:tc>
+          <w:tcPr>
+            <w:tcW w:type="dxa" w:w="1344"/>
+            <w:vAlign w:val="center"/>
+            <w:tcBorders>
+              <w:top w:val="single" w:sz="4" w:color="A6A6A6"/>
+              <w:left w:val="single" w:sz="4" w:color="A6A6A6"/>
+              <w:bottom w:val="single" w:sz="4" w:color="A6A6A6"/>
+              <w:right w:val="single" w:sz="4" w:color="A6A6A6"/>
+            </w:tcBorders>
+          </w:tcPr>
+          <w:p>
+            <w:pPr>
+              <w:spacing w:before="0" w:after="0" w:line="276" w:lineRule="auto"/>
+              <w:ind w:firstLine="0"/>
+              <w:jc w:val="center"/>
+            </w:pPr>
+            <w:r/>
+            <w:r>
+              <w:rPr>
+                <w:rFonts w:ascii="Times New Roman" w:hAnsi="Times New Roman" w:eastAsia="楷体"/>
+                <w:b w:val="0"/>
+                <w:color w:val="000000"/>
+                <w:sz w:val="18"/>
+              </w:rPr>
+              <w:t>12.8:38.4:48.8</w:t>
+            </w:r>
+          </w:p>
+        </w:tc>
+        <w:tc>
+          <w:tcPr>
+            <w:tcW w:type="dxa" w:w="1344"/>
+            <w:vAlign w:val="center"/>
+            <w:tcBorders>
+              <w:top w:val="single" w:sz="4" w:color="A6A6A6"/>
+              <w:left w:val="single" w:sz="4" w:color="A6A6A6"/>
+              <w:bottom w:val="single" w:sz="4" w:color="A6A6A6"/>
+              <w:right w:val="single" w:sz="4" w:color="A6A6A6"/>
+            </w:tcBorders>
+          </w:tcPr>
+          <w:p>
+            <w:pPr>
+              <w:spacing w:before="0" w:after="0" w:line="276" w:lineRule="auto"/>
+              <w:ind w:firstLine="0"/>
+              <w:jc w:val="center"/>
+            </w:pPr>
+            <w:r/>
+            <w:r>
+              <w:rPr>
+                <w:rFonts w:ascii="Times New Roman" w:hAnsi="Times New Roman" w:eastAsia="楷体"/>
+                <w:b w:val="0"/>
+                <w:color w:val="000000"/>
+                <w:sz w:val="18"/>
+              </w:rPr>
+              <w:t>75.28</w:t>
+            </w:r>
+          </w:p>
+        </w:tc>
+        <w:tc>
+          <w:tcPr>
+            <w:tcW w:type="dxa" w:w="1344"/>
+            <w:vAlign w:val="center"/>
+            <w:tcBorders>
+              <w:top w:val="single" w:sz="4" w:color="A6A6A6"/>
+              <w:left w:val="single" w:sz="4" w:color="A6A6A6"/>
+              <w:bottom w:val="single" w:sz="4" w:color="A6A6A6"/>
+              <w:right w:val="single" w:sz="4" w:color="A6A6A6"/>
+            </w:tcBorders>
+          </w:tcPr>
+          <w:p>
+            <w:pPr>
+              <w:spacing w:before="0" w:after="0" w:line="276" w:lineRule="auto"/>
+              <w:ind w:firstLine="0"/>
+              <w:jc w:val="center"/>
+            </w:pPr>
+            <w:r/>
+            <w:r>
+              <w:rPr>
+                <w:rFonts w:ascii="Times New Roman" w:hAnsi="Times New Roman" w:eastAsia="楷体"/>
+                <w:b w:val="0"/>
+                <w:color w:val="000000"/>
+                <w:sz w:val="18"/>
+              </w:rPr>
+              <w:t>198.83</w:t>
+            </w:r>
+          </w:p>
+        </w:tc>
+      </w:tr>
+      <w:tr>
+        <w:tc>
+          <w:tcPr>
+            <w:tcW w:type="dxa" w:w="1344"/>
+            <w:vAlign w:val="center"/>
+            <w:tcBorders>
+              <w:top w:val="single" w:sz="4" w:color="A6A6A6"/>
+              <w:left w:val="single" w:sz="4" w:color="A6A6A6"/>
+              <w:bottom w:val="single" w:sz="4" w:color="A6A6A6"/>
+              <w:right w:val="single" w:sz="4" w:color="A6A6A6"/>
+            </w:tcBorders>
+          </w:tcPr>
+          <w:p>
+            <w:pPr>
+              <w:spacing w:before="0" w:after="0" w:line="276" w:lineRule="auto"/>
+              <w:ind w:firstLine="0"/>
+              <w:jc w:val="left"/>
+            </w:pPr>
+            <w:r/>
+            <w:r>
+              <w:rPr>
+                <w:rFonts w:ascii="Times New Roman" w:hAnsi="Times New Roman" w:eastAsia="楷体"/>
+                <w:b w:val="0"/>
+                <w:color w:val="000000"/>
+                <w:sz w:val="18"/>
+              </w:rPr>
+              <w:t>鄂州市</w:t>
+            </w:r>
+          </w:p>
+        </w:tc>
+        <w:tc>
+          <w:tcPr>
+            <w:tcW w:type="dxa" w:w="1344"/>
+            <w:vAlign w:val="center"/>
+            <w:tcBorders>
+              <w:top w:val="single" w:sz="4" w:color="A6A6A6"/>
+              <w:left w:val="single" w:sz="4" w:color="A6A6A6"/>
+              <w:bottom w:val="single" w:sz="4" w:color="A6A6A6"/>
+              <w:right w:val="single" w:sz="4" w:color="A6A6A6"/>
+            </w:tcBorders>
+          </w:tcPr>
+          <w:p>
+            <w:pPr>
+              <w:spacing w:before="0" w:after="0" w:line="276" w:lineRule="auto"/>
+              <w:ind w:firstLine="0"/>
+              <w:jc w:val="center"/>
+            </w:pPr>
+            <w:r/>
+            <w:r>
+              <w:rPr>
+                <w:rFonts w:ascii="Times New Roman" w:hAnsi="Times New Roman" w:eastAsia="楷体"/>
+                <w:b w:val="0"/>
+                <w:color w:val="000000"/>
+                <w:sz w:val="18"/>
+              </w:rPr>
+              <w:t>1,416.02</w:t>
+            </w:r>
+          </w:p>
+        </w:tc>
+        <w:tc>
+          <w:tcPr>
+            <w:tcW w:type="dxa" w:w="1344"/>
+            <w:vAlign w:val="center"/>
+            <w:tcBorders>
+              <w:top w:val="single" w:sz="4" w:color="A6A6A6"/>
+              <w:left w:val="single" w:sz="4" w:color="A6A6A6"/>
+              <w:bottom w:val="single" w:sz="4" w:color="A6A6A6"/>
+              <w:right w:val="single" w:sz="4" w:color="A6A6A6"/>
+            </w:tcBorders>
+          </w:tcPr>
+          <w:p>
+            <w:pPr>
+              <w:spacing w:before="0" w:after="0" w:line="276" w:lineRule="auto"/>
+              <w:ind w:firstLine="0"/>
+              <w:jc w:val="center"/>
+            </w:pPr>
+            <w:r/>
+            <w:r>
+              <w:rPr>
+                <w:rFonts w:ascii="Times New Roman" w:hAnsi="Times New Roman" w:eastAsia="楷体"/>
+                <w:b w:val="0"/>
+                <w:color w:val="000000"/>
+                <w:sz w:val="18"/>
+              </w:rPr>
+              <w:t>13.25</w:t>
+            </w:r>
+          </w:p>
+        </w:tc>
+        <w:tc>
+          <w:tcPr>
+            <w:tcW w:type="dxa" w:w="1344"/>
+            <w:vAlign w:val="center"/>
+            <w:tcBorders>
+              <w:top w:val="single" w:sz="4" w:color="A6A6A6"/>
+              <w:left w:val="single" w:sz="4" w:color="A6A6A6"/>
+              <w:bottom w:val="single" w:sz="4" w:color="A6A6A6"/>
+              <w:right w:val="single" w:sz="4" w:color="A6A6A6"/>
+            </w:tcBorders>
+          </w:tcPr>
+          <w:p>
+            <w:pPr>
+              <w:spacing w:before="0" w:after="0" w:line="276" w:lineRule="auto"/>
+              <w:ind w:firstLine="0"/>
+              <w:jc w:val="center"/>
+            </w:pPr>
+            <w:r/>
+            <w:r>
+              <w:rPr>
+                <w:rFonts w:ascii="Times New Roman" w:hAnsi="Times New Roman" w:eastAsia="楷体"/>
+                <w:b w:val="0"/>
+                <w:color w:val="000000"/>
+                <w:sz w:val="18"/>
+              </w:rPr>
+              <w:t>6.70%</w:t>
+            </w:r>
+          </w:p>
+        </w:tc>
+        <w:tc>
+          <w:tcPr>
+            <w:tcW w:type="dxa" w:w="1344"/>
+            <w:vAlign w:val="center"/>
+            <w:tcBorders>
+              <w:top w:val="single" w:sz="4" w:color="A6A6A6"/>
+              <w:left w:val="single" w:sz="4" w:color="A6A6A6"/>
+              <w:bottom w:val="single" w:sz="4" w:color="A6A6A6"/>
+              <w:right w:val="single" w:sz="4" w:color="A6A6A6"/>
+            </w:tcBorders>
+          </w:tcPr>
+          <w:p>
+            <w:pPr>
+              <w:spacing w:before="0" w:after="0" w:line="276" w:lineRule="auto"/>
+              <w:ind w:firstLine="0"/>
+              <w:jc w:val="center"/>
+            </w:pPr>
+            <w:r/>
+            <w:r>
+              <w:rPr>
+                <w:rFonts w:ascii="Times New Roman" w:hAnsi="Times New Roman" w:eastAsia="楷体"/>
+                <w:b w:val="0"/>
+                <w:color w:val="000000"/>
+                <w:sz w:val="18"/>
+              </w:rPr>
+              <w:t>7.9:41.4:50.7</w:t>
+            </w:r>
+          </w:p>
+        </w:tc>
+        <w:tc>
+          <w:tcPr>
+            <w:tcW w:type="dxa" w:w="1344"/>
+            <w:vAlign w:val="center"/>
+            <w:tcBorders>
+              <w:top w:val="single" w:sz="4" w:color="A6A6A6"/>
+              <w:left w:val="single" w:sz="4" w:color="A6A6A6"/>
+              <w:bottom w:val="single" w:sz="4" w:color="A6A6A6"/>
+              <w:right w:val="single" w:sz="4" w:color="A6A6A6"/>
+            </w:tcBorders>
+          </w:tcPr>
+          <w:p>
+            <w:pPr>
+              <w:spacing w:before="0" w:after="0" w:line="276" w:lineRule="auto"/>
+              <w:ind w:firstLine="0"/>
+              <w:jc w:val="center"/>
+            </w:pPr>
+            <w:r/>
+            <w:r>
+              <w:rPr>
+                <w:rFonts w:ascii="Times New Roman" w:hAnsi="Times New Roman" w:eastAsia="楷体"/>
+                <w:b w:val="0"/>
+                <w:color w:val="000000"/>
+                <w:sz w:val="18"/>
+              </w:rPr>
+              <w:t>107.14</w:t>
+            </w:r>
+          </w:p>
+        </w:tc>
+        <w:tc>
+          <w:tcPr>
+            <w:tcW w:type="dxa" w:w="1344"/>
+            <w:vAlign w:val="center"/>
+            <w:tcBorders>
+              <w:top w:val="single" w:sz="4" w:color="A6A6A6"/>
+              <w:left w:val="single" w:sz="4" w:color="A6A6A6"/>
+              <w:bottom w:val="single" w:sz="4" w:color="A6A6A6"/>
+              <w:right w:val="single" w:sz="4" w:color="A6A6A6"/>
+            </w:tcBorders>
+          </w:tcPr>
+          <w:p>
+            <w:pPr>
+              <w:spacing w:before="0" w:after="0" w:line="276" w:lineRule="auto"/>
+              <w:ind w:firstLine="0"/>
+              <w:jc w:val="center"/>
+            </w:pPr>
+            <w:r/>
+            <w:r>
+              <w:rPr>
+                <w:rFonts w:ascii="Times New Roman" w:hAnsi="Times New Roman" w:eastAsia="楷体"/>
+                <w:b w:val="0"/>
+                <w:color w:val="000000"/>
+                <w:sz w:val="18"/>
+              </w:rPr>
+              <w:t>106.88</w:t>
+            </w:r>
+          </w:p>
+        </w:tc>
+      </w:tr>
     </w:tbl>
     <w:p>
       <w:pPr>
@@ -2209,7 +3029,7 @@
           <w:color w:val="000000"/>
           <w:sz w:val="21"/>
         </w:rPr>
-        <w:t>省内对比看，松原市2025年GDP总量1,030.60亿元、列全省第四位。整体来看，松原市经济基本面在吉林省内具有一定代表性，但需关注固定资产投资走势及新旧动能转换的接续性。</w:t>
+        <w:t>省内对比看，武汉市2025年GDP总量22,147.35亿元、列全省第一位，约为省内第二的宜昌市（6,464.42亿元）的3.4倍，“一城独大”格局突出；一般公共预算收入1,743.06亿元、稳居全省第一。整体来看，武汉市在湖北省内的经济与财政地位极为重要，但放到同类城市横向看，产业结构升级与新旧动能转换仍是中长期需要关注的核心课题。</w:t>
       </w:r>
     </w:p>
     <w:p>
@@ -2224,7 +3044,7 @@
           <w:color w:val="000000"/>
           <w:sz w:val="21"/>
         </w:rPr>
-        <w:t>■ 松原市财政体量在吉林省处于中游，税收占比—、税收占比处于一般水平；2025年末宽口径债务率—、处于水平待评估水平，。</w:t>
+        <w:t>■ 武汉市财政体量在湖北省稳居第一，税收占比处于70%以上的较高水平、显著高于全国地级市平均、财政质量较好；但受房地产市场调整影响，政府性基金收入较2023年累计增长13%、土地财政韧性相对较强；2025年末宽口径债务率662.23%、处于偏高水平，已显著高于公认的 300% 偏高临界线，后续偿债压力值得关注。</w:t>
       </w:r>
     </w:p>
     <w:p>
@@ -2239,7 +3059,7 @@
           <w:color w:val="000000"/>
           <w:sz w:val="21"/>
         </w:rPr>
-        <w:t>财政收入方面，2023、2024、2025年松原市一般公共预算收入分别为46.10亿元、69.64亿元、—亿元，其中税收收入27.59亿元、25.74亿元、—亿元，税收占比维持在59.85%、36.97%、—；一般公共预算支出310.90亿元、361.27亿元、—亿元，财政自给率14.83%、19.28%、—。</w:t>
+        <w:t>财政收入方面，2023、2024、2025年武汉市一般公共预算收入分别为1,601.20亿元、1,667.31亿元、1,743.06亿元，在湖北省内稳居第一；其中税收收入分别为1,298.35亿元、1,223.56亿元、1,225.10亿元，税收占比维持在81.09%、73.39%、70.28%，处于70%以上的较高水平、显著高于全国地级市平均、财政质量较好。一般公共预算支出分别为2,204.08亿元、2,480.90亿元、2,520.61亿元，财政自给率72.65%、67.21%、69.15%，财政自给率偏低、刚性支出压力较大。</w:t>
       </w:r>
     </w:p>
     <w:p>
@@ -2254,7 +3074,7 @@
           <w:color w:val="000000"/>
           <w:sz w:val="21"/>
         </w:rPr>
-        <w:t>政府性基金收入方面，2023年分别为13.10亿元。</w:t>
+        <w:t>政府性基金收入方面，2023、2024、2025年武汉市政府性基金收入分别为1,288.77亿元、1,485.61亿元、1,453.81亿元，较2023年累计增长13%、土地财政韧性相对较强。</w:t>
       </w:r>
     </w:p>
     <w:p>
@@ -2270,7 +3090,7 @@
           <w:color w:val="000000"/>
           <w:sz w:val="21"/>
         </w:rPr>
-        <w:t>图表：2023-2025年松原市财政收入情况(单位:亿元、%)</w:t>
+        <w:t>图表：2023-2025年武汉市财政收入情况(单位:亿元、%)</w:t>
       </w:r>
     </w:p>
     <w:tbl>
@@ -2555,7 +3375,7 @@
                 <w:color w:val="000000"/>
                 <w:sz w:val="18"/>
               </w:rPr>
-              <w:t>46.10</w:t>
+              <w:t>1,601.20</w:t>
             </w:r>
           </w:p>
         </w:tc>
@@ -2584,7 +3404,7 @@
                 <w:color w:val="000000"/>
                 <w:sz w:val="18"/>
               </w:rPr>
-              <w:t>11.90%</w:t>
+              <w:t>6.40%</w:t>
             </w:r>
           </w:p>
         </w:tc>
@@ -2613,7 +3433,7 @@
                 <w:color w:val="000000"/>
                 <w:sz w:val="18"/>
               </w:rPr>
-              <w:t>69.64</w:t>
+              <w:t>1,667.31</w:t>
             </w:r>
           </w:p>
         </w:tc>
@@ -2642,7 +3462,7 @@
                 <w:color w:val="000000"/>
                 <w:sz w:val="18"/>
               </w:rPr>
-              <w:t>51.06%</w:t>
+              <w:t>4.13%</w:t>
             </w:r>
           </w:p>
         </w:tc>
@@ -2671,7 +3491,7 @@
                 <w:color w:val="000000"/>
                 <w:sz w:val="18"/>
               </w:rPr>
-              <w:t>—</w:t>
+              <w:t>1,743.06</w:t>
             </w:r>
           </w:p>
         </w:tc>
@@ -2700,7 +3520,7 @@
                 <w:color w:val="000000"/>
                 <w:sz w:val="18"/>
               </w:rPr>
-              <w:t>—</w:t>
+              <w:t>4.54%</w:t>
             </w:r>
           </w:p>
         </w:tc>
@@ -2760,7 +3580,7 @@
                 <w:color w:val="000000"/>
                 <w:sz w:val="18"/>
               </w:rPr>
-              <w:t>27.59</w:t>
+              <w:t>1,298.35</w:t>
             </w:r>
           </w:p>
         </w:tc>
@@ -2818,7 +3638,7 @@
                 <w:color w:val="000000"/>
                 <w:sz w:val="18"/>
               </w:rPr>
-              <w:t>25.74</w:t>
+              <w:t>1,223.56</w:t>
             </w:r>
           </w:p>
         </w:tc>
@@ -2847,7 +3667,7 @@
                 <w:color w:val="000000"/>
                 <w:sz w:val="18"/>
               </w:rPr>
-              <w:t>-6.71%</w:t>
+              <w:t>-5.76%</w:t>
             </w:r>
           </w:p>
         </w:tc>
@@ -2876,7 +3696,7 @@
                 <w:color w:val="000000"/>
                 <w:sz w:val="18"/>
               </w:rPr>
-              <w:t>—</w:t>
+              <w:t>1,225.10</w:t>
             </w:r>
           </w:p>
         </w:tc>
@@ -2905,7 +3725,7 @@
                 <w:color w:val="000000"/>
                 <w:sz w:val="18"/>
               </w:rPr>
-              <w:t>—</w:t>
+              <w:t>0.13%</w:t>
             </w:r>
           </w:p>
         </w:tc>
@@ -2965,7 +3785,7 @@
                 <w:color w:val="000000"/>
                 <w:sz w:val="18"/>
               </w:rPr>
-              <w:t>59.85%</w:t>
+              <w:t>81.09%</w:t>
             </w:r>
           </w:p>
         </w:tc>
@@ -3023,7 +3843,7 @@
                 <w:color w:val="000000"/>
                 <w:sz w:val="18"/>
               </w:rPr>
-              <w:t>36.97%</w:t>
+              <w:t>73.39%</w:t>
             </w:r>
           </w:p>
         </w:tc>
@@ -3081,7 +3901,7 @@
                 <w:color w:val="000000"/>
                 <w:sz w:val="18"/>
               </w:rPr>
-              <w:t>—</w:t>
+              <w:t>70.28%</w:t>
             </w:r>
           </w:p>
         </w:tc>
@@ -3170,7 +3990,7 @@
                 <w:color w:val="000000"/>
                 <w:sz w:val="18"/>
               </w:rPr>
-              <w:t>310.90</w:t>
+              <w:t>2,204.08</w:t>
             </w:r>
           </w:p>
         </w:tc>
@@ -3228,7 +4048,7 @@
                 <w:color w:val="000000"/>
                 <w:sz w:val="18"/>
               </w:rPr>
-              <w:t>361.27</w:t>
+              <w:t>2,480.90</w:t>
             </w:r>
           </w:p>
         </w:tc>
@@ -3257,7 +4077,7 @@
                 <w:color w:val="000000"/>
                 <w:sz w:val="18"/>
               </w:rPr>
-              <w:t>16.20%</w:t>
+              <w:t>12.56%</w:t>
             </w:r>
           </w:p>
         </w:tc>
@@ -3286,7 +4106,7 @@
                 <w:color w:val="000000"/>
                 <w:sz w:val="18"/>
               </w:rPr>
-              <w:t>—</w:t>
+              <w:t>2,520.61</w:t>
             </w:r>
           </w:p>
         </w:tc>
@@ -3315,7 +4135,7 @@
                 <w:color w:val="000000"/>
                 <w:sz w:val="18"/>
               </w:rPr>
-              <w:t>—</w:t>
+              <w:t>1.60%</w:t>
             </w:r>
           </w:p>
         </w:tc>
@@ -3375,7 +4195,7 @@
                 <w:color w:val="000000"/>
                 <w:sz w:val="18"/>
               </w:rPr>
-              <w:t>14.83%</w:t>
+              <w:t>72.65%</w:t>
             </w:r>
           </w:p>
         </w:tc>
@@ -3433,7 +4253,7 @@
                 <w:color w:val="000000"/>
                 <w:sz w:val="18"/>
               </w:rPr>
-              <w:t>19.28%</w:t>
+              <w:t>67.21%</w:t>
             </w:r>
           </w:p>
         </w:tc>
@@ -3491,7 +4311,7 @@
                 <w:color w:val="000000"/>
                 <w:sz w:val="18"/>
               </w:rPr>
-              <w:t>—</w:t>
+              <w:t>69.15%</w:t>
             </w:r>
           </w:p>
         </w:tc>
@@ -3580,7 +4400,7 @@
                 <w:color w:val="000000"/>
                 <w:sz w:val="18"/>
               </w:rPr>
-              <w:t>13.10</w:t>
+              <w:t>1,288.77</w:t>
             </w:r>
           </w:p>
         </w:tc>
@@ -3638,7 +4458,7 @@
                 <w:color w:val="000000"/>
                 <w:sz w:val="18"/>
               </w:rPr>
-              <w:t>—</w:t>
+              <w:t>1,485.61</w:t>
             </w:r>
           </w:p>
         </w:tc>
@@ -3667,7 +4487,7 @@
                 <w:color w:val="000000"/>
                 <w:sz w:val="18"/>
               </w:rPr>
-              <w:t>—</w:t>
+              <w:t>15.27%</w:t>
             </w:r>
           </w:p>
         </w:tc>
@@ -3696,7 +4516,7 @@
                 <w:color w:val="000000"/>
                 <w:sz w:val="18"/>
               </w:rPr>
-              <w:t>—</w:t>
+              <w:t>1,453.81</w:t>
             </w:r>
           </w:p>
         </w:tc>
@@ -3725,7 +4545,7 @@
                 <w:color w:val="000000"/>
                 <w:sz w:val="18"/>
               </w:rPr>
-              <w:t>—</w:t>
+              <w:t>-2.14%</w:t>
             </w:r>
           </w:p>
         </w:tc>
@@ -3743,7 +4563,7 @@
           <w:color w:val="000000"/>
           <w:sz w:val="19"/>
         </w:rPr>
-        <w:t>资料来源:松原市财政决算、企业预警通,风控信评部整理</w:t>
+        <w:t>资料来源:武汉市财政决算、企业预警通,风控信评部整理</w:t>
       </w:r>
     </w:p>
     <w:p>
@@ -3758,7 +4578,1291 @@
           <w:color w:val="000000"/>
           <w:sz w:val="21"/>
         </w:rPr>
-        <w:t>土地市场方面，【待补充:松原市土地出让与房地产销售数据（土地市场数据库未覆盖该市）】。</w:t>
+        <w:t>土地市场方面，2021、2022、2023、2024、2025年武汉市经营性用地成交价分别为1,944.08亿元、935.12亿元、883.53亿元、734.37亿元、784.64亿元，2025年较2021年下降59.64%；同期平均溢价率为6.84%、0.67%、0.47%、0.79%、1.75%，整体处于低位、反映市场化主体拿地意愿与未来房价预期偏弱；成交楼面均价由4,591元/㎡降至3,137元/㎡、累计下降31.67%。2026年1-4月，武汉市经营性用地累计成交71宗、规划建面390.66万㎡、成交价45.73亿元，延续低位运行。</w:t>
+      </w:r>
+    </w:p>
+    <w:p>
+      <w:pPr>
+        <w:spacing w:before="80" w:after="40" w:line="360" w:lineRule="auto"/>
+        <w:ind w:firstLine="0"/>
+        <w:jc w:val="center"/>
+      </w:pPr>
+      <w:r>
+        <w:rPr>
+          <w:rFonts w:ascii="Times New Roman" w:hAnsi="Times New Roman" w:eastAsia="楷体"/>
+          <w:b/>
+          <w:color w:val="000000"/>
+          <w:sz w:val="21"/>
+        </w:rPr>
+        <w:t>图表:2021-2025年武汉市土地出让情况</w:t>
+      </w:r>
+    </w:p>
+    <w:tbl>
+      <w:tblPr>
+        <w:tblW w:type="auto" w:w="0"/>
+        <w:tblLayout w:type="autofit"/>
+        <w:tblLook w:firstColumn="1" w:firstRow="1" w:lastColumn="0" w:lastRow="0" w:noHBand="0" w:noVBand="1" w:val="04A0"/>
+      </w:tblPr>
+      <w:tblGrid>
+        <w:gridCol w:w="1568"/>
+        <w:gridCol w:w="1568"/>
+        <w:gridCol w:w="1568"/>
+        <w:gridCol w:w="1568"/>
+        <w:gridCol w:w="1568"/>
+        <w:gridCol w:w="1568"/>
+      </w:tblGrid>
+      <w:tr>
+        <w:tc>
+          <w:tcPr>
+            <w:tcW w:type="dxa" w:w="1568"/>
+            <w:vAlign w:val="center"/>
+            <w:shd w:val="clear" w:color="auto" w:fill="F1A983"/>
+            <w:tcBorders>
+              <w:top w:val="single" w:sz="4" w:color="A6A6A6"/>
+              <w:left w:val="single" w:sz="4" w:color="A6A6A6"/>
+              <w:bottom w:val="single" w:sz="4" w:color="A6A6A6"/>
+              <w:right w:val="single" w:sz="4" w:color="A6A6A6"/>
+            </w:tcBorders>
+          </w:tcPr>
+          <w:p>
+            <w:pPr>
+              <w:spacing w:before="0" w:after="0" w:line="276" w:lineRule="auto"/>
+              <w:ind w:firstLine="0"/>
+              <w:jc w:val="center"/>
+            </w:pPr>
+            <w:r/>
+            <w:r>
+              <w:rPr>
+                <w:rFonts w:ascii="Times New Roman" w:hAnsi="Times New Roman" w:eastAsia="楷体"/>
+                <w:b/>
+                <w:color w:val="000000"/>
+                <w:sz w:val="18"/>
+              </w:rPr>
+              <w:t>年度</w:t>
+            </w:r>
+          </w:p>
+        </w:tc>
+        <w:tc>
+          <w:tcPr>
+            <w:tcW w:type="dxa" w:w="1568"/>
+            <w:vAlign w:val="center"/>
+            <w:shd w:val="clear" w:color="auto" w:fill="F1A983"/>
+            <w:tcBorders>
+              <w:top w:val="single" w:sz="4" w:color="A6A6A6"/>
+              <w:left w:val="single" w:sz="4" w:color="A6A6A6"/>
+              <w:bottom w:val="single" w:sz="4" w:color="A6A6A6"/>
+              <w:right w:val="single" w:sz="4" w:color="A6A6A6"/>
+            </w:tcBorders>
+          </w:tcPr>
+          <w:p>
+            <w:pPr>
+              <w:spacing w:before="0" w:after="0" w:line="276" w:lineRule="auto"/>
+              <w:ind w:firstLine="0"/>
+              <w:jc w:val="center"/>
+            </w:pPr>
+            <w:r/>
+            <w:r>
+              <w:rPr>
+                <w:rFonts w:ascii="Times New Roman" w:hAnsi="Times New Roman" w:eastAsia="楷体"/>
+                <w:b/>
+                <w:color w:val="000000"/>
+                <w:sz w:val="18"/>
+              </w:rPr>
+              <w:t>土地宗数</w:t>
+            </w:r>
+          </w:p>
+        </w:tc>
+        <w:tc>
+          <w:tcPr>
+            <w:tcW w:type="dxa" w:w="1568"/>
+            <w:vAlign w:val="center"/>
+            <w:shd w:val="clear" w:color="auto" w:fill="F1A983"/>
+            <w:tcBorders>
+              <w:top w:val="single" w:sz="4" w:color="A6A6A6"/>
+              <w:left w:val="single" w:sz="4" w:color="A6A6A6"/>
+              <w:bottom w:val="single" w:sz="4" w:color="A6A6A6"/>
+              <w:right w:val="single" w:sz="4" w:color="A6A6A6"/>
+            </w:tcBorders>
+          </w:tcPr>
+          <w:p>
+            <w:pPr>
+              <w:spacing w:before="0" w:after="0" w:line="276" w:lineRule="auto"/>
+              <w:ind w:firstLine="0"/>
+              <w:jc w:val="center"/>
+            </w:pPr>
+            <w:r/>
+            <w:r>
+              <w:rPr>
+                <w:rFonts w:ascii="Times New Roman" w:hAnsi="Times New Roman" w:eastAsia="楷体"/>
+                <w:b/>
+                <w:color w:val="000000"/>
+                <w:sz w:val="18"/>
+              </w:rPr>
+              <w:t>规划建面(万㎡)</w:t>
+            </w:r>
+          </w:p>
+        </w:tc>
+        <w:tc>
+          <w:tcPr>
+            <w:tcW w:type="dxa" w:w="1568"/>
+            <w:vAlign w:val="center"/>
+            <w:shd w:val="clear" w:color="auto" w:fill="F1A983"/>
+            <w:tcBorders>
+              <w:top w:val="single" w:sz="4" w:color="A6A6A6"/>
+              <w:left w:val="single" w:sz="4" w:color="A6A6A6"/>
+              <w:bottom w:val="single" w:sz="4" w:color="A6A6A6"/>
+              <w:right w:val="single" w:sz="4" w:color="A6A6A6"/>
+            </w:tcBorders>
+          </w:tcPr>
+          <w:p>
+            <w:pPr>
+              <w:spacing w:before="0" w:after="0" w:line="276" w:lineRule="auto"/>
+              <w:ind w:firstLine="0"/>
+              <w:jc w:val="center"/>
+            </w:pPr>
+            <w:r/>
+            <w:r>
+              <w:rPr>
+                <w:rFonts w:ascii="Times New Roman" w:hAnsi="Times New Roman" w:eastAsia="楷体"/>
+                <w:b/>
+                <w:color w:val="000000"/>
+                <w:sz w:val="18"/>
+              </w:rPr>
+              <w:t>成交楼面均价(元/㎡)</w:t>
+            </w:r>
+          </w:p>
+        </w:tc>
+        <w:tc>
+          <w:tcPr>
+            <w:tcW w:type="dxa" w:w="1568"/>
+            <w:vAlign w:val="center"/>
+            <w:shd w:val="clear" w:color="auto" w:fill="F1A983"/>
+            <w:tcBorders>
+              <w:top w:val="single" w:sz="4" w:color="A6A6A6"/>
+              <w:left w:val="single" w:sz="4" w:color="A6A6A6"/>
+              <w:bottom w:val="single" w:sz="4" w:color="A6A6A6"/>
+              <w:right w:val="single" w:sz="4" w:color="A6A6A6"/>
+            </w:tcBorders>
+          </w:tcPr>
+          <w:p>
+            <w:pPr>
+              <w:spacing w:before="0" w:after="0" w:line="276" w:lineRule="auto"/>
+              <w:ind w:firstLine="0"/>
+              <w:jc w:val="center"/>
+            </w:pPr>
+            <w:r/>
+            <w:r>
+              <w:rPr>
+                <w:rFonts w:ascii="Times New Roman" w:hAnsi="Times New Roman" w:eastAsia="楷体"/>
+                <w:b/>
+                <w:color w:val="000000"/>
+                <w:sz w:val="18"/>
+              </w:rPr>
+              <w:t>平均溢价率</w:t>
+            </w:r>
+          </w:p>
+        </w:tc>
+        <w:tc>
+          <w:tcPr>
+            <w:tcW w:type="dxa" w:w="1568"/>
+            <w:vAlign w:val="center"/>
+            <w:shd w:val="clear" w:color="auto" w:fill="F1A983"/>
+            <w:tcBorders>
+              <w:top w:val="single" w:sz="4" w:color="A6A6A6"/>
+              <w:left w:val="single" w:sz="4" w:color="A6A6A6"/>
+              <w:bottom w:val="single" w:sz="4" w:color="A6A6A6"/>
+              <w:right w:val="single" w:sz="4" w:color="A6A6A6"/>
+            </w:tcBorders>
+          </w:tcPr>
+          <w:p>
+            <w:pPr>
+              <w:spacing w:before="0" w:after="0" w:line="276" w:lineRule="auto"/>
+              <w:ind w:firstLine="0"/>
+              <w:jc w:val="center"/>
+            </w:pPr>
+            <w:r/>
+            <w:r>
+              <w:rPr>
+                <w:rFonts w:ascii="Times New Roman" w:hAnsi="Times New Roman" w:eastAsia="楷体"/>
+                <w:b/>
+                <w:color w:val="000000"/>
+                <w:sz w:val="18"/>
+              </w:rPr>
+              <w:t>成交价(亿元)</w:t>
+            </w:r>
+          </w:p>
+        </w:tc>
+      </w:tr>
+      <w:tr>
+        <w:tc>
+          <w:tcPr>
+            <w:tcW w:type="dxa" w:w="1568"/>
+            <w:vAlign w:val="center"/>
+            <w:tcBorders>
+              <w:top w:val="single" w:sz="4" w:color="A6A6A6"/>
+              <w:left w:val="single" w:sz="4" w:color="A6A6A6"/>
+              <w:bottom w:val="single" w:sz="4" w:color="A6A6A6"/>
+              <w:right w:val="single" w:sz="4" w:color="A6A6A6"/>
+            </w:tcBorders>
+          </w:tcPr>
+          <w:p>
+            <w:pPr>
+              <w:spacing w:before="0" w:after="0" w:line="276" w:lineRule="auto"/>
+              <w:ind w:firstLine="0"/>
+              <w:jc w:val="left"/>
+            </w:pPr>
+            <w:r/>
+            <w:r>
+              <w:rPr>
+                <w:rFonts w:ascii="Times New Roman" w:hAnsi="Times New Roman" w:eastAsia="楷体"/>
+                <w:b w:val="0"/>
+                <w:color w:val="000000"/>
+                <w:sz w:val="18"/>
+              </w:rPr>
+              <w:t>2021</w:t>
+            </w:r>
+          </w:p>
+        </w:tc>
+        <w:tc>
+          <w:tcPr>
+            <w:tcW w:type="dxa" w:w="1568"/>
+            <w:vAlign w:val="center"/>
+            <w:tcBorders>
+              <w:top w:val="single" w:sz="4" w:color="A6A6A6"/>
+              <w:left w:val="single" w:sz="4" w:color="A6A6A6"/>
+              <w:bottom w:val="single" w:sz="4" w:color="A6A6A6"/>
+              <w:right w:val="single" w:sz="4" w:color="A6A6A6"/>
+            </w:tcBorders>
+          </w:tcPr>
+          <w:p>
+            <w:pPr>
+              <w:spacing w:before="0" w:after="0" w:line="276" w:lineRule="auto"/>
+              <w:ind w:firstLine="0"/>
+              <w:jc w:val="center"/>
+            </w:pPr>
+            <w:r/>
+            <w:r>
+              <w:rPr>
+                <w:rFonts w:ascii="Times New Roman" w:hAnsi="Times New Roman" w:eastAsia="楷体"/>
+                <w:b w:val="0"/>
+                <w:color w:val="000000"/>
+                <w:sz w:val="18"/>
+              </w:rPr>
+              <w:t>321</w:t>
+            </w:r>
+          </w:p>
+        </w:tc>
+        <w:tc>
+          <w:tcPr>
+            <w:tcW w:type="dxa" w:w="1568"/>
+            <w:vAlign w:val="center"/>
+            <w:tcBorders>
+              <w:top w:val="single" w:sz="4" w:color="A6A6A6"/>
+              <w:left w:val="single" w:sz="4" w:color="A6A6A6"/>
+              <w:bottom w:val="single" w:sz="4" w:color="A6A6A6"/>
+              <w:right w:val="single" w:sz="4" w:color="A6A6A6"/>
+            </w:tcBorders>
+          </w:tcPr>
+          <w:p>
+            <w:pPr>
+              <w:spacing w:before="0" w:after="0" w:line="276" w:lineRule="auto"/>
+              <w:ind w:firstLine="0"/>
+              <w:jc w:val="center"/>
+            </w:pPr>
+            <w:r/>
+            <w:r>
+              <w:rPr>
+                <w:rFonts w:ascii="Times New Roman" w:hAnsi="Times New Roman" w:eastAsia="楷体"/>
+                <w:b w:val="0"/>
+                <w:color w:val="000000"/>
+                <w:sz w:val="18"/>
+              </w:rPr>
+              <w:t>4,234.88</w:t>
+            </w:r>
+          </w:p>
+        </w:tc>
+        <w:tc>
+          <w:tcPr>
+            <w:tcW w:type="dxa" w:w="1568"/>
+            <w:vAlign w:val="center"/>
+            <w:tcBorders>
+              <w:top w:val="single" w:sz="4" w:color="A6A6A6"/>
+              <w:left w:val="single" w:sz="4" w:color="A6A6A6"/>
+              <w:bottom w:val="single" w:sz="4" w:color="A6A6A6"/>
+              <w:right w:val="single" w:sz="4" w:color="A6A6A6"/>
+            </w:tcBorders>
+          </w:tcPr>
+          <w:p>
+            <w:pPr>
+              <w:spacing w:before="0" w:after="0" w:line="276" w:lineRule="auto"/>
+              <w:ind w:firstLine="0"/>
+              <w:jc w:val="center"/>
+            </w:pPr>
+            <w:r/>
+            <w:r>
+              <w:rPr>
+                <w:rFonts w:ascii="Times New Roman" w:hAnsi="Times New Roman" w:eastAsia="楷体"/>
+                <w:b w:val="0"/>
+                <w:color w:val="000000"/>
+                <w:sz w:val="18"/>
+              </w:rPr>
+              <w:t>4,591</w:t>
+            </w:r>
+          </w:p>
+        </w:tc>
+        <w:tc>
+          <w:tcPr>
+            <w:tcW w:type="dxa" w:w="1568"/>
+            <w:vAlign w:val="center"/>
+            <w:tcBorders>
+              <w:top w:val="single" w:sz="4" w:color="A6A6A6"/>
+              <w:left w:val="single" w:sz="4" w:color="A6A6A6"/>
+              <w:bottom w:val="single" w:sz="4" w:color="A6A6A6"/>
+              <w:right w:val="single" w:sz="4" w:color="A6A6A6"/>
+            </w:tcBorders>
+          </w:tcPr>
+          <w:p>
+            <w:pPr>
+              <w:spacing w:before="0" w:after="0" w:line="276" w:lineRule="auto"/>
+              <w:ind w:firstLine="0"/>
+              <w:jc w:val="center"/>
+            </w:pPr>
+            <w:r/>
+            <w:r>
+              <w:rPr>
+                <w:rFonts w:ascii="Times New Roman" w:hAnsi="Times New Roman" w:eastAsia="楷体"/>
+                <w:b w:val="0"/>
+                <w:color w:val="000000"/>
+                <w:sz w:val="18"/>
+              </w:rPr>
+              <w:t>6.84%</w:t>
+            </w:r>
+          </w:p>
+        </w:tc>
+        <w:tc>
+          <w:tcPr>
+            <w:tcW w:type="dxa" w:w="1568"/>
+            <w:vAlign w:val="center"/>
+            <w:tcBorders>
+              <w:top w:val="single" w:sz="4" w:color="A6A6A6"/>
+              <w:left w:val="single" w:sz="4" w:color="A6A6A6"/>
+              <w:bottom w:val="single" w:sz="4" w:color="A6A6A6"/>
+              <w:right w:val="single" w:sz="4" w:color="A6A6A6"/>
+            </w:tcBorders>
+          </w:tcPr>
+          <w:p>
+            <w:pPr>
+              <w:spacing w:before="0" w:after="0" w:line="276" w:lineRule="auto"/>
+              <w:ind w:firstLine="0"/>
+              <w:jc w:val="center"/>
+            </w:pPr>
+            <w:r/>
+            <w:r>
+              <w:rPr>
+                <w:rFonts w:ascii="Times New Roman" w:hAnsi="Times New Roman" w:eastAsia="楷体"/>
+                <w:b w:val="0"/>
+                <w:color w:val="000000"/>
+                <w:sz w:val="18"/>
+              </w:rPr>
+              <w:t>1,944.08</w:t>
+            </w:r>
+          </w:p>
+        </w:tc>
+      </w:tr>
+      <w:tr>
+        <w:tc>
+          <w:tcPr>
+            <w:tcW w:type="dxa" w:w="1568"/>
+            <w:vAlign w:val="center"/>
+            <w:tcBorders>
+              <w:top w:val="single" w:sz="4" w:color="A6A6A6"/>
+              <w:left w:val="single" w:sz="4" w:color="A6A6A6"/>
+              <w:bottom w:val="single" w:sz="4" w:color="A6A6A6"/>
+              <w:right w:val="single" w:sz="4" w:color="A6A6A6"/>
+            </w:tcBorders>
+          </w:tcPr>
+          <w:p>
+            <w:pPr>
+              <w:spacing w:before="0" w:after="0" w:line="276" w:lineRule="auto"/>
+              <w:ind w:firstLine="0"/>
+              <w:jc w:val="left"/>
+            </w:pPr>
+            <w:r/>
+            <w:r>
+              <w:rPr>
+                <w:rFonts w:ascii="Times New Roman" w:hAnsi="Times New Roman" w:eastAsia="楷体"/>
+                <w:b w:val="0"/>
+                <w:color w:val="000000"/>
+                <w:sz w:val="18"/>
+              </w:rPr>
+              <w:t>2022</w:t>
+            </w:r>
+          </w:p>
+        </w:tc>
+        <w:tc>
+          <w:tcPr>
+            <w:tcW w:type="dxa" w:w="1568"/>
+            <w:vAlign w:val="center"/>
+            <w:tcBorders>
+              <w:top w:val="single" w:sz="4" w:color="A6A6A6"/>
+              <w:left w:val="single" w:sz="4" w:color="A6A6A6"/>
+              <w:bottom w:val="single" w:sz="4" w:color="A6A6A6"/>
+              <w:right w:val="single" w:sz="4" w:color="A6A6A6"/>
+            </w:tcBorders>
+          </w:tcPr>
+          <w:p>
+            <w:pPr>
+              <w:spacing w:before="0" w:after="0" w:line="276" w:lineRule="auto"/>
+              <w:ind w:firstLine="0"/>
+              <w:jc w:val="center"/>
+            </w:pPr>
+            <w:r/>
+            <w:r>
+              <w:rPr>
+                <w:rFonts w:ascii="Times New Roman" w:hAnsi="Times New Roman" w:eastAsia="楷体"/>
+                <w:b w:val="0"/>
+                <w:color w:val="000000"/>
+                <w:sz w:val="18"/>
+              </w:rPr>
+              <w:t>255</w:t>
+            </w:r>
+          </w:p>
+        </w:tc>
+        <w:tc>
+          <w:tcPr>
+            <w:tcW w:type="dxa" w:w="1568"/>
+            <w:vAlign w:val="center"/>
+            <w:tcBorders>
+              <w:top w:val="single" w:sz="4" w:color="A6A6A6"/>
+              <w:left w:val="single" w:sz="4" w:color="A6A6A6"/>
+              <w:bottom w:val="single" w:sz="4" w:color="A6A6A6"/>
+              <w:right w:val="single" w:sz="4" w:color="A6A6A6"/>
+            </w:tcBorders>
+          </w:tcPr>
+          <w:p>
+            <w:pPr>
+              <w:spacing w:before="0" w:after="0" w:line="276" w:lineRule="auto"/>
+              <w:ind w:firstLine="0"/>
+              <w:jc w:val="center"/>
+            </w:pPr>
+            <w:r/>
+            <w:r>
+              <w:rPr>
+                <w:rFonts w:ascii="Times New Roman" w:hAnsi="Times New Roman" w:eastAsia="楷体"/>
+                <w:b w:val="0"/>
+                <w:color w:val="000000"/>
+                <w:sz w:val="18"/>
+              </w:rPr>
+              <w:t>2,026.76</w:t>
+            </w:r>
+          </w:p>
+        </w:tc>
+        <w:tc>
+          <w:tcPr>
+            <w:tcW w:type="dxa" w:w="1568"/>
+            <w:vAlign w:val="center"/>
+            <w:tcBorders>
+              <w:top w:val="single" w:sz="4" w:color="A6A6A6"/>
+              <w:left w:val="single" w:sz="4" w:color="A6A6A6"/>
+              <w:bottom w:val="single" w:sz="4" w:color="A6A6A6"/>
+              <w:right w:val="single" w:sz="4" w:color="A6A6A6"/>
+            </w:tcBorders>
+          </w:tcPr>
+          <w:p>
+            <w:pPr>
+              <w:spacing w:before="0" w:after="0" w:line="276" w:lineRule="auto"/>
+              <w:ind w:firstLine="0"/>
+              <w:jc w:val="center"/>
+            </w:pPr>
+            <w:r/>
+            <w:r>
+              <w:rPr>
+                <w:rFonts w:ascii="Times New Roman" w:hAnsi="Times New Roman" w:eastAsia="楷体"/>
+                <w:b w:val="0"/>
+                <w:color w:val="000000"/>
+                <w:sz w:val="18"/>
+              </w:rPr>
+              <w:t>4,605</w:t>
+            </w:r>
+          </w:p>
+        </w:tc>
+        <w:tc>
+          <w:tcPr>
+            <w:tcW w:type="dxa" w:w="1568"/>
+            <w:vAlign w:val="center"/>
+            <w:tcBorders>
+              <w:top w:val="single" w:sz="4" w:color="A6A6A6"/>
+              <w:left w:val="single" w:sz="4" w:color="A6A6A6"/>
+              <w:bottom w:val="single" w:sz="4" w:color="A6A6A6"/>
+              <w:right w:val="single" w:sz="4" w:color="A6A6A6"/>
+            </w:tcBorders>
+          </w:tcPr>
+          <w:p>
+            <w:pPr>
+              <w:spacing w:before="0" w:after="0" w:line="276" w:lineRule="auto"/>
+              <w:ind w:firstLine="0"/>
+              <w:jc w:val="center"/>
+            </w:pPr>
+            <w:r/>
+            <w:r>
+              <w:rPr>
+                <w:rFonts w:ascii="Times New Roman" w:hAnsi="Times New Roman" w:eastAsia="楷体"/>
+                <w:b w:val="0"/>
+                <w:color w:val="000000"/>
+                <w:sz w:val="18"/>
+              </w:rPr>
+              <w:t>0.67%</w:t>
+            </w:r>
+          </w:p>
+        </w:tc>
+        <w:tc>
+          <w:tcPr>
+            <w:tcW w:type="dxa" w:w="1568"/>
+            <w:vAlign w:val="center"/>
+            <w:tcBorders>
+              <w:top w:val="single" w:sz="4" w:color="A6A6A6"/>
+              <w:left w:val="single" w:sz="4" w:color="A6A6A6"/>
+              <w:bottom w:val="single" w:sz="4" w:color="A6A6A6"/>
+              <w:right w:val="single" w:sz="4" w:color="A6A6A6"/>
+            </w:tcBorders>
+          </w:tcPr>
+          <w:p>
+            <w:pPr>
+              <w:spacing w:before="0" w:after="0" w:line="276" w:lineRule="auto"/>
+              <w:ind w:firstLine="0"/>
+              <w:jc w:val="center"/>
+            </w:pPr>
+            <w:r/>
+            <w:r>
+              <w:rPr>
+                <w:rFonts w:ascii="Times New Roman" w:hAnsi="Times New Roman" w:eastAsia="楷体"/>
+                <w:b w:val="0"/>
+                <w:color w:val="000000"/>
+                <w:sz w:val="18"/>
+              </w:rPr>
+              <w:t>935.12</w:t>
+            </w:r>
+          </w:p>
+        </w:tc>
+      </w:tr>
+      <w:tr>
+        <w:tc>
+          <w:tcPr>
+            <w:tcW w:type="dxa" w:w="1568"/>
+            <w:vAlign w:val="center"/>
+            <w:tcBorders>
+              <w:top w:val="single" w:sz="4" w:color="A6A6A6"/>
+              <w:left w:val="single" w:sz="4" w:color="A6A6A6"/>
+              <w:bottom w:val="single" w:sz="4" w:color="A6A6A6"/>
+              <w:right w:val="single" w:sz="4" w:color="A6A6A6"/>
+            </w:tcBorders>
+          </w:tcPr>
+          <w:p>
+            <w:pPr>
+              <w:spacing w:before="0" w:after="0" w:line="276" w:lineRule="auto"/>
+              <w:ind w:firstLine="0"/>
+              <w:jc w:val="left"/>
+            </w:pPr>
+            <w:r/>
+            <w:r>
+              <w:rPr>
+                <w:rFonts w:ascii="Times New Roman" w:hAnsi="Times New Roman" w:eastAsia="楷体"/>
+                <w:b w:val="0"/>
+                <w:color w:val="000000"/>
+                <w:sz w:val="18"/>
+              </w:rPr>
+              <w:t>2023</w:t>
+            </w:r>
+          </w:p>
+        </w:tc>
+        <w:tc>
+          <w:tcPr>
+            <w:tcW w:type="dxa" w:w="1568"/>
+            <w:vAlign w:val="center"/>
+            <w:tcBorders>
+              <w:top w:val="single" w:sz="4" w:color="A6A6A6"/>
+              <w:left w:val="single" w:sz="4" w:color="A6A6A6"/>
+              <w:bottom w:val="single" w:sz="4" w:color="A6A6A6"/>
+              <w:right w:val="single" w:sz="4" w:color="A6A6A6"/>
+            </w:tcBorders>
+          </w:tcPr>
+          <w:p>
+            <w:pPr>
+              <w:spacing w:before="0" w:after="0" w:line="276" w:lineRule="auto"/>
+              <w:ind w:firstLine="0"/>
+              <w:jc w:val="center"/>
+            </w:pPr>
+            <w:r/>
+            <w:r>
+              <w:rPr>
+                <w:rFonts w:ascii="Times New Roman" w:hAnsi="Times New Roman" w:eastAsia="楷体"/>
+                <w:b w:val="0"/>
+                <w:color w:val="000000"/>
+                <w:sz w:val="18"/>
+              </w:rPr>
+              <w:t>242</w:t>
+            </w:r>
+          </w:p>
+        </w:tc>
+        <w:tc>
+          <w:tcPr>
+            <w:tcW w:type="dxa" w:w="1568"/>
+            <w:vAlign w:val="center"/>
+            <w:tcBorders>
+              <w:top w:val="single" w:sz="4" w:color="A6A6A6"/>
+              <w:left w:val="single" w:sz="4" w:color="A6A6A6"/>
+              <w:bottom w:val="single" w:sz="4" w:color="A6A6A6"/>
+              <w:right w:val="single" w:sz="4" w:color="A6A6A6"/>
+            </w:tcBorders>
+          </w:tcPr>
+          <w:p>
+            <w:pPr>
+              <w:spacing w:before="0" w:after="0" w:line="276" w:lineRule="auto"/>
+              <w:ind w:firstLine="0"/>
+              <w:jc w:val="center"/>
+            </w:pPr>
+            <w:r/>
+            <w:r>
+              <w:rPr>
+                <w:rFonts w:ascii="Times New Roman" w:hAnsi="Times New Roman" w:eastAsia="楷体"/>
+                <w:b w:val="0"/>
+                <w:color w:val="000000"/>
+                <w:sz w:val="18"/>
+              </w:rPr>
+              <w:t>2,230.49</w:t>
+            </w:r>
+          </w:p>
+        </w:tc>
+        <w:tc>
+          <w:tcPr>
+            <w:tcW w:type="dxa" w:w="1568"/>
+            <w:vAlign w:val="center"/>
+            <w:tcBorders>
+              <w:top w:val="single" w:sz="4" w:color="A6A6A6"/>
+              <w:left w:val="single" w:sz="4" w:color="A6A6A6"/>
+              <w:bottom w:val="single" w:sz="4" w:color="A6A6A6"/>
+              <w:right w:val="single" w:sz="4" w:color="A6A6A6"/>
+            </w:tcBorders>
+          </w:tcPr>
+          <w:p>
+            <w:pPr>
+              <w:spacing w:before="0" w:after="0" w:line="276" w:lineRule="auto"/>
+              <w:ind w:firstLine="0"/>
+              <w:jc w:val="center"/>
+            </w:pPr>
+            <w:r/>
+            <w:r>
+              <w:rPr>
+                <w:rFonts w:ascii="Times New Roman" w:hAnsi="Times New Roman" w:eastAsia="楷体"/>
+                <w:b w:val="0"/>
+                <w:color w:val="000000"/>
+                <w:sz w:val="18"/>
+              </w:rPr>
+              <w:t>3,961</w:t>
+            </w:r>
+          </w:p>
+        </w:tc>
+        <w:tc>
+          <w:tcPr>
+            <w:tcW w:type="dxa" w:w="1568"/>
+            <w:vAlign w:val="center"/>
+            <w:tcBorders>
+              <w:top w:val="single" w:sz="4" w:color="A6A6A6"/>
+              <w:left w:val="single" w:sz="4" w:color="A6A6A6"/>
+              <w:bottom w:val="single" w:sz="4" w:color="A6A6A6"/>
+              <w:right w:val="single" w:sz="4" w:color="A6A6A6"/>
+            </w:tcBorders>
+          </w:tcPr>
+          <w:p>
+            <w:pPr>
+              <w:spacing w:before="0" w:after="0" w:line="276" w:lineRule="auto"/>
+              <w:ind w:firstLine="0"/>
+              <w:jc w:val="center"/>
+            </w:pPr>
+            <w:r/>
+            <w:r>
+              <w:rPr>
+                <w:rFonts w:ascii="Times New Roman" w:hAnsi="Times New Roman" w:eastAsia="楷体"/>
+                <w:b w:val="0"/>
+                <w:color w:val="000000"/>
+                <w:sz w:val="18"/>
+              </w:rPr>
+              <w:t>0.47%</w:t>
+            </w:r>
+          </w:p>
+        </w:tc>
+        <w:tc>
+          <w:tcPr>
+            <w:tcW w:type="dxa" w:w="1568"/>
+            <w:vAlign w:val="center"/>
+            <w:tcBorders>
+              <w:top w:val="single" w:sz="4" w:color="A6A6A6"/>
+              <w:left w:val="single" w:sz="4" w:color="A6A6A6"/>
+              <w:bottom w:val="single" w:sz="4" w:color="A6A6A6"/>
+              <w:right w:val="single" w:sz="4" w:color="A6A6A6"/>
+            </w:tcBorders>
+          </w:tcPr>
+          <w:p>
+            <w:pPr>
+              <w:spacing w:before="0" w:after="0" w:line="276" w:lineRule="auto"/>
+              <w:ind w:firstLine="0"/>
+              <w:jc w:val="center"/>
+            </w:pPr>
+            <w:r/>
+            <w:r>
+              <w:rPr>
+                <w:rFonts w:ascii="Times New Roman" w:hAnsi="Times New Roman" w:eastAsia="楷体"/>
+                <w:b w:val="0"/>
+                <w:color w:val="000000"/>
+                <w:sz w:val="18"/>
+              </w:rPr>
+              <w:t>883.53</w:t>
+            </w:r>
+          </w:p>
+        </w:tc>
+      </w:tr>
+      <w:tr>
+        <w:tc>
+          <w:tcPr>
+            <w:tcW w:type="dxa" w:w="1568"/>
+            <w:vAlign w:val="center"/>
+            <w:tcBorders>
+              <w:top w:val="single" w:sz="4" w:color="A6A6A6"/>
+              <w:left w:val="single" w:sz="4" w:color="A6A6A6"/>
+              <w:bottom w:val="single" w:sz="4" w:color="A6A6A6"/>
+              <w:right w:val="single" w:sz="4" w:color="A6A6A6"/>
+            </w:tcBorders>
+          </w:tcPr>
+          <w:p>
+            <w:pPr>
+              <w:spacing w:before="0" w:after="0" w:line="276" w:lineRule="auto"/>
+              <w:ind w:firstLine="0"/>
+              <w:jc w:val="left"/>
+            </w:pPr>
+            <w:r/>
+            <w:r>
+              <w:rPr>
+                <w:rFonts w:ascii="Times New Roman" w:hAnsi="Times New Roman" w:eastAsia="楷体"/>
+                <w:b w:val="0"/>
+                <w:color w:val="000000"/>
+                <w:sz w:val="18"/>
+              </w:rPr>
+              <w:t>2024</w:t>
+            </w:r>
+          </w:p>
+        </w:tc>
+        <w:tc>
+          <w:tcPr>
+            <w:tcW w:type="dxa" w:w="1568"/>
+            <w:vAlign w:val="center"/>
+            <w:tcBorders>
+              <w:top w:val="single" w:sz="4" w:color="A6A6A6"/>
+              <w:left w:val="single" w:sz="4" w:color="A6A6A6"/>
+              <w:bottom w:val="single" w:sz="4" w:color="A6A6A6"/>
+              <w:right w:val="single" w:sz="4" w:color="A6A6A6"/>
+            </w:tcBorders>
+          </w:tcPr>
+          <w:p>
+            <w:pPr>
+              <w:spacing w:before="0" w:after="0" w:line="276" w:lineRule="auto"/>
+              <w:ind w:firstLine="0"/>
+              <w:jc w:val="center"/>
+            </w:pPr>
+            <w:r/>
+            <w:r>
+              <w:rPr>
+                <w:rFonts w:ascii="Times New Roman" w:hAnsi="Times New Roman" w:eastAsia="楷体"/>
+                <w:b w:val="0"/>
+                <w:color w:val="000000"/>
+                <w:sz w:val="18"/>
+              </w:rPr>
+              <w:t>311</w:t>
+            </w:r>
+          </w:p>
+        </w:tc>
+        <w:tc>
+          <w:tcPr>
+            <w:tcW w:type="dxa" w:w="1568"/>
+            <w:vAlign w:val="center"/>
+            <w:tcBorders>
+              <w:top w:val="single" w:sz="4" w:color="A6A6A6"/>
+              <w:left w:val="single" w:sz="4" w:color="A6A6A6"/>
+              <w:bottom w:val="single" w:sz="4" w:color="A6A6A6"/>
+              <w:right w:val="single" w:sz="4" w:color="A6A6A6"/>
+            </w:tcBorders>
+          </w:tcPr>
+          <w:p>
+            <w:pPr>
+              <w:spacing w:before="0" w:after="0" w:line="276" w:lineRule="auto"/>
+              <w:ind w:firstLine="0"/>
+              <w:jc w:val="center"/>
+            </w:pPr>
+            <w:r/>
+            <w:r>
+              <w:rPr>
+                <w:rFonts w:ascii="Times New Roman" w:hAnsi="Times New Roman" w:eastAsia="楷体"/>
+                <w:b w:val="0"/>
+                <w:color w:val="000000"/>
+                <w:sz w:val="18"/>
+              </w:rPr>
+              <w:t>2,281.02</w:t>
+            </w:r>
+          </w:p>
+        </w:tc>
+        <w:tc>
+          <w:tcPr>
+            <w:tcW w:type="dxa" w:w="1568"/>
+            <w:vAlign w:val="center"/>
+            <w:tcBorders>
+              <w:top w:val="single" w:sz="4" w:color="A6A6A6"/>
+              <w:left w:val="single" w:sz="4" w:color="A6A6A6"/>
+              <w:bottom w:val="single" w:sz="4" w:color="A6A6A6"/>
+              <w:right w:val="single" w:sz="4" w:color="A6A6A6"/>
+            </w:tcBorders>
+          </w:tcPr>
+          <w:p>
+            <w:pPr>
+              <w:spacing w:before="0" w:after="0" w:line="276" w:lineRule="auto"/>
+              <w:ind w:firstLine="0"/>
+              <w:jc w:val="center"/>
+            </w:pPr>
+            <w:r/>
+            <w:r>
+              <w:rPr>
+                <w:rFonts w:ascii="Times New Roman" w:hAnsi="Times New Roman" w:eastAsia="楷体"/>
+                <w:b w:val="0"/>
+                <w:color w:val="000000"/>
+                <w:sz w:val="18"/>
+              </w:rPr>
+              <w:t>3,198</w:t>
+            </w:r>
+          </w:p>
+        </w:tc>
+        <w:tc>
+          <w:tcPr>
+            <w:tcW w:type="dxa" w:w="1568"/>
+            <w:vAlign w:val="center"/>
+            <w:tcBorders>
+              <w:top w:val="single" w:sz="4" w:color="A6A6A6"/>
+              <w:left w:val="single" w:sz="4" w:color="A6A6A6"/>
+              <w:bottom w:val="single" w:sz="4" w:color="A6A6A6"/>
+              <w:right w:val="single" w:sz="4" w:color="A6A6A6"/>
+            </w:tcBorders>
+          </w:tcPr>
+          <w:p>
+            <w:pPr>
+              <w:spacing w:before="0" w:after="0" w:line="276" w:lineRule="auto"/>
+              <w:ind w:firstLine="0"/>
+              <w:jc w:val="center"/>
+            </w:pPr>
+            <w:r/>
+            <w:r>
+              <w:rPr>
+                <w:rFonts w:ascii="Times New Roman" w:hAnsi="Times New Roman" w:eastAsia="楷体"/>
+                <w:b w:val="0"/>
+                <w:color w:val="000000"/>
+                <w:sz w:val="18"/>
+              </w:rPr>
+              <w:t>0.79%</w:t>
+            </w:r>
+          </w:p>
+        </w:tc>
+        <w:tc>
+          <w:tcPr>
+            <w:tcW w:type="dxa" w:w="1568"/>
+            <w:vAlign w:val="center"/>
+            <w:tcBorders>
+              <w:top w:val="single" w:sz="4" w:color="A6A6A6"/>
+              <w:left w:val="single" w:sz="4" w:color="A6A6A6"/>
+              <w:bottom w:val="single" w:sz="4" w:color="A6A6A6"/>
+              <w:right w:val="single" w:sz="4" w:color="A6A6A6"/>
+            </w:tcBorders>
+          </w:tcPr>
+          <w:p>
+            <w:pPr>
+              <w:spacing w:before="0" w:after="0" w:line="276" w:lineRule="auto"/>
+              <w:ind w:firstLine="0"/>
+              <w:jc w:val="center"/>
+            </w:pPr>
+            <w:r/>
+            <w:r>
+              <w:rPr>
+                <w:rFonts w:ascii="Times New Roman" w:hAnsi="Times New Roman" w:eastAsia="楷体"/>
+                <w:b w:val="0"/>
+                <w:color w:val="000000"/>
+                <w:sz w:val="18"/>
+              </w:rPr>
+              <w:t>734.37</w:t>
+            </w:r>
+          </w:p>
+        </w:tc>
+      </w:tr>
+      <w:tr>
+        <w:tc>
+          <w:tcPr>
+            <w:tcW w:type="dxa" w:w="1568"/>
+            <w:vAlign w:val="center"/>
+            <w:tcBorders>
+              <w:top w:val="single" w:sz="4" w:color="A6A6A6"/>
+              <w:left w:val="single" w:sz="4" w:color="A6A6A6"/>
+              <w:bottom w:val="single" w:sz="4" w:color="A6A6A6"/>
+              <w:right w:val="single" w:sz="4" w:color="A6A6A6"/>
+            </w:tcBorders>
+          </w:tcPr>
+          <w:p>
+            <w:pPr>
+              <w:spacing w:before="0" w:after="0" w:line="276" w:lineRule="auto"/>
+              <w:ind w:firstLine="0"/>
+              <w:jc w:val="left"/>
+            </w:pPr>
+            <w:r/>
+            <w:r>
+              <w:rPr>
+                <w:rFonts w:ascii="Times New Roman" w:hAnsi="Times New Roman" w:eastAsia="楷体"/>
+                <w:b w:val="0"/>
+                <w:color w:val="000000"/>
+                <w:sz w:val="18"/>
+              </w:rPr>
+              <w:t>2025</w:t>
+            </w:r>
+          </w:p>
+        </w:tc>
+        <w:tc>
+          <w:tcPr>
+            <w:tcW w:type="dxa" w:w="1568"/>
+            <w:vAlign w:val="center"/>
+            <w:tcBorders>
+              <w:top w:val="single" w:sz="4" w:color="A6A6A6"/>
+              <w:left w:val="single" w:sz="4" w:color="A6A6A6"/>
+              <w:bottom w:val="single" w:sz="4" w:color="A6A6A6"/>
+              <w:right w:val="single" w:sz="4" w:color="A6A6A6"/>
+            </w:tcBorders>
+          </w:tcPr>
+          <w:p>
+            <w:pPr>
+              <w:spacing w:before="0" w:after="0" w:line="276" w:lineRule="auto"/>
+              <w:ind w:firstLine="0"/>
+              <w:jc w:val="center"/>
+            </w:pPr>
+            <w:r/>
+            <w:r>
+              <w:rPr>
+                <w:rFonts w:ascii="Times New Roman" w:hAnsi="Times New Roman" w:eastAsia="楷体"/>
+                <w:b w:val="0"/>
+                <w:color w:val="000000"/>
+                <w:sz w:val="18"/>
+              </w:rPr>
+              <w:t>394</w:t>
+            </w:r>
+          </w:p>
+        </w:tc>
+        <w:tc>
+          <w:tcPr>
+            <w:tcW w:type="dxa" w:w="1568"/>
+            <w:vAlign w:val="center"/>
+            <w:tcBorders>
+              <w:top w:val="single" w:sz="4" w:color="A6A6A6"/>
+              <w:left w:val="single" w:sz="4" w:color="A6A6A6"/>
+              <w:bottom w:val="single" w:sz="4" w:color="A6A6A6"/>
+              <w:right w:val="single" w:sz="4" w:color="A6A6A6"/>
+            </w:tcBorders>
+          </w:tcPr>
+          <w:p>
+            <w:pPr>
+              <w:spacing w:before="0" w:after="0" w:line="276" w:lineRule="auto"/>
+              <w:ind w:firstLine="0"/>
+              <w:jc w:val="center"/>
+            </w:pPr>
+            <w:r/>
+            <w:r>
+              <w:rPr>
+                <w:rFonts w:ascii="Times New Roman" w:hAnsi="Times New Roman" w:eastAsia="楷体"/>
+                <w:b w:val="0"/>
+                <w:color w:val="000000"/>
+                <w:sz w:val="18"/>
+              </w:rPr>
+              <w:t>2,501.50</w:t>
+            </w:r>
+          </w:p>
+        </w:tc>
+        <w:tc>
+          <w:tcPr>
+            <w:tcW w:type="dxa" w:w="1568"/>
+            <w:vAlign w:val="center"/>
+            <w:tcBorders>
+              <w:top w:val="single" w:sz="4" w:color="A6A6A6"/>
+              <w:left w:val="single" w:sz="4" w:color="A6A6A6"/>
+              <w:bottom w:val="single" w:sz="4" w:color="A6A6A6"/>
+              <w:right w:val="single" w:sz="4" w:color="A6A6A6"/>
+            </w:tcBorders>
+          </w:tcPr>
+          <w:p>
+            <w:pPr>
+              <w:spacing w:before="0" w:after="0" w:line="276" w:lineRule="auto"/>
+              <w:ind w:firstLine="0"/>
+              <w:jc w:val="center"/>
+            </w:pPr>
+            <w:r/>
+            <w:r>
+              <w:rPr>
+                <w:rFonts w:ascii="Times New Roman" w:hAnsi="Times New Roman" w:eastAsia="楷体"/>
+                <w:b w:val="0"/>
+                <w:color w:val="000000"/>
+                <w:sz w:val="18"/>
+              </w:rPr>
+              <w:t>3,137</w:t>
+            </w:r>
+          </w:p>
+        </w:tc>
+        <w:tc>
+          <w:tcPr>
+            <w:tcW w:type="dxa" w:w="1568"/>
+            <w:vAlign w:val="center"/>
+            <w:tcBorders>
+              <w:top w:val="single" w:sz="4" w:color="A6A6A6"/>
+              <w:left w:val="single" w:sz="4" w:color="A6A6A6"/>
+              <w:bottom w:val="single" w:sz="4" w:color="A6A6A6"/>
+              <w:right w:val="single" w:sz="4" w:color="A6A6A6"/>
+            </w:tcBorders>
+          </w:tcPr>
+          <w:p>
+            <w:pPr>
+              <w:spacing w:before="0" w:after="0" w:line="276" w:lineRule="auto"/>
+              <w:ind w:firstLine="0"/>
+              <w:jc w:val="center"/>
+            </w:pPr>
+            <w:r/>
+            <w:r>
+              <w:rPr>
+                <w:rFonts w:ascii="Times New Roman" w:hAnsi="Times New Roman" w:eastAsia="楷体"/>
+                <w:b w:val="0"/>
+                <w:color w:val="000000"/>
+                <w:sz w:val="18"/>
+              </w:rPr>
+              <w:t>1.75%</w:t>
+            </w:r>
+          </w:p>
+        </w:tc>
+        <w:tc>
+          <w:tcPr>
+            <w:tcW w:type="dxa" w:w="1568"/>
+            <w:vAlign w:val="center"/>
+            <w:tcBorders>
+              <w:top w:val="single" w:sz="4" w:color="A6A6A6"/>
+              <w:left w:val="single" w:sz="4" w:color="A6A6A6"/>
+              <w:bottom w:val="single" w:sz="4" w:color="A6A6A6"/>
+              <w:right w:val="single" w:sz="4" w:color="A6A6A6"/>
+            </w:tcBorders>
+          </w:tcPr>
+          <w:p>
+            <w:pPr>
+              <w:spacing w:before="0" w:after="0" w:line="276" w:lineRule="auto"/>
+              <w:ind w:firstLine="0"/>
+              <w:jc w:val="center"/>
+            </w:pPr>
+            <w:r/>
+            <w:r>
+              <w:rPr>
+                <w:rFonts w:ascii="Times New Roman" w:hAnsi="Times New Roman" w:eastAsia="楷体"/>
+                <w:b w:val="0"/>
+                <w:color w:val="000000"/>
+                <w:sz w:val="18"/>
+              </w:rPr>
+              <w:t>784.64</w:t>
+            </w:r>
+          </w:p>
+        </w:tc>
+      </w:tr>
+      <w:tr>
+        <w:tc>
+          <w:tcPr>
+            <w:tcW w:type="dxa" w:w="1568"/>
+            <w:vAlign w:val="center"/>
+            <w:tcBorders>
+              <w:top w:val="single" w:sz="4" w:color="A6A6A6"/>
+              <w:left w:val="single" w:sz="4" w:color="A6A6A6"/>
+              <w:bottom w:val="single" w:sz="4" w:color="A6A6A6"/>
+              <w:right w:val="single" w:sz="4" w:color="A6A6A6"/>
+            </w:tcBorders>
+          </w:tcPr>
+          <w:p>
+            <w:pPr>
+              <w:spacing w:before="0" w:after="0" w:line="276" w:lineRule="auto"/>
+              <w:ind w:firstLine="0"/>
+              <w:jc w:val="left"/>
+            </w:pPr>
+            <w:r/>
+            <w:r>
+              <w:rPr>
+                <w:rFonts w:ascii="Times New Roman" w:hAnsi="Times New Roman" w:eastAsia="楷体"/>
+                <w:b w:val="0"/>
+                <w:color w:val="000000"/>
+                <w:sz w:val="18"/>
+              </w:rPr>
+              <w:t>2026年1-4月</w:t>
+            </w:r>
+          </w:p>
+        </w:tc>
+        <w:tc>
+          <w:tcPr>
+            <w:tcW w:type="dxa" w:w="1568"/>
+            <w:vAlign w:val="center"/>
+            <w:tcBorders>
+              <w:top w:val="single" w:sz="4" w:color="A6A6A6"/>
+              <w:left w:val="single" w:sz="4" w:color="A6A6A6"/>
+              <w:bottom w:val="single" w:sz="4" w:color="A6A6A6"/>
+              <w:right w:val="single" w:sz="4" w:color="A6A6A6"/>
+            </w:tcBorders>
+          </w:tcPr>
+          <w:p>
+            <w:pPr>
+              <w:spacing w:before="0" w:after="0" w:line="276" w:lineRule="auto"/>
+              <w:ind w:firstLine="0"/>
+              <w:jc w:val="center"/>
+            </w:pPr>
+            <w:r/>
+            <w:r>
+              <w:rPr>
+                <w:rFonts w:ascii="Times New Roman" w:hAnsi="Times New Roman" w:eastAsia="楷体"/>
+                <w:b w:val="0"/>
+                <w:color w:val="000000"/>
+                <w:sz w:val="18"/>
+              </w:rPr>
+              <w:t>71</w:t>
+            </w:r>
+          </w:p>
+        </w:tc>
+        <w:tc>
+          <w:tcPr>
+            <w:tcW w:type="dxa" w:w="1568"/>
+            <w:vAlign w:val="center"/>
+            <w:tcBorders>
+              <w:top w:val="single" w:sz="4" w:color="A6A6A6"/>
+              <w:left w:val="single" w:sz="4" w:color="A6A6A6"/>
+              <w:bottom w:val="single" w:sz="4" w:color="A6A6A6"/>
+              <w:right w:val="single" w:sz="4" w:color="A6A6A6"/>
+            </w:tcBorders>
+          </w:tcPr>
+          <w:p>
+            <w:pPr>
+              <w:spacing w:before="0" w:after="0" w:line="276" w:lineRule="auto"/>
+              <w:ind w:firstLine="0"/>
+              <w:jc w:val="center"/>
+            </w:pPr>
+            <w:r/>
+            <w:r>
+              <w:rPr>
+                <w:rFonts w:ascii="Times New Roman" w:hAnsi="Times New Roman" w:eastAsia="楷体"/>
+                <w:b w:val="0"/>
+                <w:color w:val="000000"/>
+                <w:sz w:val="18"/>
+              </w:rPr>
+              <w:t>390.66</w:t>
+            </w:r>
+          </w:p>
+        </w:tc>
+        <w:tc>
+          <w:tcPr>
+            <w:tcW w:type="dxa" w:w="1568"/>
+            <w:vAlign w:val="center"/>
+            <w:tcBorders>
+              <w:top w:val="single" w:sz="4" w:color="A6A6A6"/>
+              <w:left w:val="single" w:sz="4" w:color="A6A6A6"/>
+              <w:bottom w:val="single" w:sz="4" w:color="A6A6A6"/>
+              <w:right w:val="single" w:sz="4" w:color="A6A6A6"/>
+            </w:tcBorders>
+          </w:tcPr>
+          <w:p>
+            <w:pPr>
+              <w:spacing w:before="0" w:after="0" w:line="276" w:lineRule="auto"/>
+              <w:ind w:firstLine="0"/>
+              <w:jc w:val="center"/>
+            </w:pPr>
+            <w:r/>
+            <w:r>
+              <w:rPr>
+                <w:rFonts w:ascii="Times New Roman" w:hAnsi="Times New Roman" w:eastAsia="楷体"/>
+                <w:b w:val="0"/>
+                <w:color w:val="000000"/>
+                <w:sz w:val="18"/>
+              </w:rPr>
+              <w:t>—</w:t>
+            </w:r>
+          </w:p>
+        </w:tc>
+        <w:tc>
+          <w:tcPr>
+            <w:tcW w:type="dxa" w:w="1568"/>
+            <w:vAlign w:val="center"/>
+            <w:tcBorders>
+              <w:top w:val="single" w:sz="4" w:color="A6A6A6"/>
+              <w:left w:val="single" w:sz="4" w:color="A6A6A6"/>
+              <w:bottom w:val="single" w:sz="4" w:color="A6A6A6"/>
+              <w:right w:val="single" w:sz="4" w:color="A6A6A6"/>
+            </w:tcBorders>
+          </w:tcPr>
+          <w:p>
+            <w:pPr>
+              <w:spacing w:before="0" w:after="0" w:line="276" w:lineRule="auto"/>
+              <w:ind w:firstLine="0"/>
+              <w:jc w:val="center"/>
+            </w:pPr>
+            <w:r/>
+            <w:r>
+              <w:rPr>
+                <w:rFonts w:ascii="Times New Roman" w:hAnsi="Times New Roman" w:eastAsia="楷体"/>
+                <w:b w:val="0"/>
+                <w:color w:val="000000"/>
+                <w:sz w:val="18"/>
+              </w:rPr>
+              <w:t>—</w:t>
+            </w:r>
+          </w:p>
+        </w:tc>
+        <w:tc>
+          <w:tcPr>
+            <w:tcW w:type="dxa" w:w="1568"/>
+            <w:vAlign w:val="center"/>
+            <w:tcBorders>
+              <w:top w:val="single" w:sz="4" w:color="A6A6A6"/>
+              <w:left w:val="single" w:sz="4" w:color="A6A6A6"/>
+              <w:bottom w:val="single" w:sz="4" w:color="A6A6A6"/>
+              <w:right w:val="single" w:sz="4" w:color="A6A6A6"/>
+            </w:tcBorders>
+          </w:tcPr>
+          <w:p>
+            <w:pPr>
+              <w:spacing w:before="0" w:after="0" w:line="276" w:lineRule="auto"/>
+              <w:ind w:firstLine="0"/>
+              <w:jc w:val="center"/>
+            </w:pPr>
+            <w:r/>
+            <w:r>
+              <w:rPr>
+                <w:rFonts w:ascii="Times New Roman" w:hAnsi="Times New Roman" w:eastAsia="楷体"/>
+                <w:b w:val="0"/>
+                <w:color w:val="000000"/>
+                <w:sz w:val="18"/>
+              </w:rPr>
+              <w:t>45.73</w:t>
+            </w:r>
+          </w:p>
+        </w:tc>
+      </w:tr>
+    </w:tbl>
+    <w:p>
+      <w:pPr>
+        <w:spacing w:before="0" w:after="80" w:line="360" w:lineRule="auto"/>
+        <w:ind w:firstLine="0"/>
+      </w:pPr>
+      <w:r>
+        <w:rPr>
+          <w:rFonts w:ascii="Times New Roman" w:hAnsi="Times New Roman" w:eastAsia="楷体"/>
+          <w:b w:val="0"/>
+          <w:color w:val="000000"/>
+          <w:sz w:val="19"/>
+        </w:rPr>
+        <w:t>资料来源:中指数据库,风控信评部整理</w:t>
       </w:r>
     </w:p>
     <w:p>
@@ -3773,7 +5877,7 @@
           <w:color w:val="000000"/>
           <w:sz w:val="21"/>
         </w:rPr>
-        <w:t>政府债务方面，2023、2024、2025年末松原市地方政府债务余额分别为261.84亿元、309.88亿元、334.00亿元，2025年末债务限额336.30亿元，债务余额控制在限额以内；城投有息债务2025年末估算余额78.35亿元。债务率指标看，2025年末政府债务率—、城投债务率—、宽口径债务率—。</w:t>
+        <w:t>从房地产销售看，2021-2025年武汉市商品住宅成交面积由2,280.49万㎡变动至1,192.63万㎡、累计下降47.7%；新房均价2025年为11,850元/㎡、较2023年高点(16,030元/㎡)累计下跌26.08%；2025年去化周期12.28个月。二手房市场仍处于深度调整，据中指冰山指数(最低挂牌价口径)，武汉二手房挂牌价较2018年7月高点累计下跌51.71%，2023年累计跌幅-10.68%、2024年累计跌幅-15.68%、2025年累计跌幅-17.60%。</w:t>
       </w:r>
     </w:p>
     <w:p>
@@ -3788,7 +5892,22 @@
           <w:color w:val="000000"/>
           <w:sz w:val="21"/>
         </w:rPr>
-        <w:t>综合来看，松原市财政基本盘总体稳健，但土地财政收缩与债务规模扩张是当前主要压力线；我们预计宽口径债务率短期内将维持水平待评估水平，需重点关注后续化债进展、土地市场企稳情况以及融资平台合规整改对城投再融资能力的影响。</w:t>
+        <w:t>政府债务方面，2023、2024、2025年末武汉市地方政府债务余额分别为6,846.00亿元、7,806.40亿元、8,895.97亿元，两年累计增长29.94%，主要源于地方专项债加快发行及置换债集中落地；2025年末债务限额9,522.48亿元，债务余额控制在限额以内。城投有息债务方面，2025年末估算余额为12,741.85亿元、规模在全国地级市中位居前列，较2023年末增长11.00%。债务率指标看，2025年末武汉市政府债务率272.26%、城投债务率389.97%、宽口径债务率662.23%，较2023年末抬升40.08个百分点，显著高于公认的300%偏高临界线、在全国主要城市中处于较高水平。</w:t>
+      </w:r>
+    </w:p>
+    <w:p>
+      <w:pPr>
+        <w:spacing w:before="0" w:after="60" w:line="360" w:lineRule="auto"/>
+        <w:ind w:firstLine="420"/>
+      </w:pPr>
+      <w:r>
+        <w:rPr>
+          <w:rFonts w:ascii="Times New Roman" w:hAnsi="Times New Roman" w:eastAsia="楷体"/>
+          <w:b w:val="0"/>
+          <w:color w:val="000000"/>
+          <w:sz w:val="21"/>
+        </w:rPr>
+        <w:t>综合来看，武汉市作为中部中心城市，经济财政体量稳居中部第一、产业与科教优势突出，但政府与城投债务存量庞大、宽口径债务率偏高、化债压力较为突出。我们预计宽口径债务率短期内将维持高位，需重点关注后续化债进展、土地市场企稳情况以及融资平台合规整改对城投平台再融资能力的影响。</w:t>
       </w:r>
     </w:p>
     <w:sectPr>
